--- a/public/downloads/saphala_single_question_template_v3.docx
+++ b/public/downloads/saphala_single_question_template_v3.docx
@@ -1386,8 +1386,48 @@
         </w:rPr>
       </w:pPr>
       <w:r>
-        <w:t xml:space="preserve">Example 1 — Text-only MCQ</w:t>
+        <w:t xml:space="preserve">Bilingual Support (Optional)</w:t>
       </w:r>
+    </w:p>
+    <w:p>
+      <w:pPr>
+        <w:spacing w:after="60" w:before="60"/>
+        <w:ind w:left="288"/>
+      </w:pPr>
+      <w:r>
+        <w:rPr>
+          <w:i/>
+          <w:iCs/>
+          <w:color w:val="1D4ED8"/>
+          <w:sz w:val="18"/>
+          <w:szCs w:val="18"/>
+        </w:rPr>
+        <w:t xml:space="preserve">ℹ️  All 'Secondary' fields are completely optional. Leave them out entirely for English-only questions — the importer will parse the file cleanly with no errors or warnings.</w:t>
+      </w:r>
+    </w:p>
+    <w:p>
+      <w:pPr>
+        <w:spacing w:after="60" w:before="60"/>
+      </w:pPr>
+    </w:p>
+    <w:p>
+      <w:pPr>
+        <w:spacing w:after="60" w:before="60"/>
+      </w:pPr>
+      <w:r>
+        <w:rPr>
+          <w:b/>
+          <w:bCs/>
+          <w:sz w:val="20"/>
+          <w:szCs w:val="20"/>
+        </w:rPr>
+        <w:t xml:space="preserve">To add a second language (e.g. Hindi, Marathi, Telugu …) simply include the matching 'Secondary' field directly after the primary one:</w:t>
+      </w:r>
+    </w:p>
+    <w:p>
+      <w:pPr>
+        <w:spacing w:after="60" w:before="60"/>
+      </w:pPr>
     </w:p>
     <w:tbl>
       <w:tblPr>
@@ -1431,33 +1471,6 @@
                 <w:sz w:val="19"/>
                 <w:szCs w:val="19"/>
               </w:rPr>
-              <w:t xml:space="preserve">QUESTION</w:t>
-            </w:r>
-            <w:r>
-              <w:rPr>
-                <w:rFonts w:ascii="Courier New" w:cs="Courier New" w:eastAsia="Courier New" w:hAnsi="Courier New"/>
-                <w:color w:val="6B7280"/>
-                <w:sz w:val="19"/>
-                <w:szCs w:val="19"/>
-              </w:rPr>
-              <w:t xml:space="preserve"> </w:t>
-            </w:r>
-          </w:p>
-          <w:p>
-            <w:pPr>
-              <w:shd w:fill="FAFAFA" w:val="clear"/>
-              <w:spacing w:after="30" w:before="30"/>
-              <w:ind w:left="431"/>
-            </w:pPr>
-            <w:r>
-              <w:rPr>
-                <w:rFonts w:ascii="Courier New" w:cs="Courier New" w:eastAsia="Courier New" w:hAnsi="Courier New"/>
-                <w:b/>
-                <w:bCs/>
-                <w:color w:val="7C3AED"/>
-                <w:sz w:val="19"/>
-                <w:szCs w:val="19"/>
-              </w:rPr>
               <w:t xml:space="preserve">Question:</w:t>
             </w:r>
             <w:r>
@@ -1467,7 +1480,34 @@
                 <w:sz w:val="19"/>
                 <w:szCs w:val="19"/>
               </w:rPr>
-              <w:t xml:space="preserve">  What is 15% of 200?</w:t>
+              <w:t xml:space="preserve">  Primary-language text here</w:t>
+            </w:r>
+          </w:p>
+          <w:p>
+            <w:pPr>
+              <w:shd w:fill="FAFAFA" w:val="clear"/>
+              <w:spacing w:after="30" w:before="30"/>
+              <w:ind w:left="431"/>
+            </w:pPr>
+            <w:r>
+              <w:rPr>
+                <w:rFonts w:ascii="Courier New" w:cs="Courier New" w:eastAsia="Courier New" w:hAnsi="Courier New"/>
+                <w:b/>
+                <w:bCs/>
+                <w:color w:val="7C3AED"/>
+                <w:sz w:val="19"/>
+                <w:szCs w:val="19"/>
+              </w:rPr>
+              <w:t xml:space="preserve">Question Secondary:</w:t>
+            </w:r>
+            <w:r>
+              <w:rPr>
+                <w:rFonts w:ascii="Courier New" w:cs="Courier New" w:eastAsia="Courier New" w:hAnsi="Courier New"/>
+                <w:color w:val="4338a0"/>
+                <w:sz w:val="19"/>
+                <w:szCs w:val="19"/>
+              </w:rPr>
+              <w:t xml:space="preserve">  Secondary-language text here  ← optional</w:t>
             </w:r>
           </w:p>
           <w:p>
@@ -1494,25 +1534,52 @@
                 <w:sz w:val="19"/>
                 <w:szCs w:val="19"/>
               </w:rPr>
-              <w:t xml:space="preserve">  25</w:t>
-            </w:r>
-          </w:p>
-          <w:p>
-            <w:pPr>
-              <w:shd w:fill="FAFAFA" w:val="clear"/>
-              <w:spacing w:after="30" w:before="30"/>
-              <w:ind w:left="431"/>
-            </w:pPr>
-            <w:r>
-              <w:rPr>
-                <w:rFonts w:ascii="Courier New" w:cs="Courier New" w:eastAsia="Courier New" w:hAnsi="Courier New"/>
-                <w:b/>
-                <w:bCs/>
-                <w:color w:val="7C3AED"/>
-                <w:sz w:val="19"/>
-                <w:szCs w:val="19"/>
-              </w:rPr>
-              <w:t xml:space="preserve">Option B:</w:t>
+              <w:t xml:space="preserve">  Option in primary language</w:t>
+            </w:r>
+          </w:p>
+          <w:p>
+            <w:pPr>
+              <w:shd w:fill="FAFAFA" w:val="clear"/>
+              <w:spacing w:after="30" w:before="30"/>
+              <w:ind w:left="431"/>
+            </w:pPr>
+            <w:r>
+              <w:rPr>
+                <w:rFonts w:ascii="Courier New" w:cs="Courier New" w:eastAsia="Courier New" w:hAnsi="Courier New"/>
+                <w:b/>
+                <w:bCs/>
+                <w:color w:val="7C3AED"/>
+                <w:sz w:val="19"/>
+                <w:szCs w:val="19"/>
+              </w:rPr>
+              <w:t xml:space="preserve">Option A Secondary:</w:t>
+            </w:r>
+            <w:r>
+              <w:rPr>
+                <w:rFonts w:ascii="Courier New" w:cs="Courier New" w:eastAsia="Courier New" w:hAnsi="Courier New"/>
+                <w:color w:val="4338a0"/>
+                <w:sz w:val="19"/>
+                <w:szCs w:val="19"/>
+              </w:rPr>
+              <w:t xml:space="preserve">  Option in secondary language  ← optional</w:t>
+            </w:r>
+          </w:p>
+          <w:p>
+            <w:pPr>
+              <w:shd w:fill="FAFAFA" w:val="clear"/>
+              <w:spacing w:after="30" w:before="30"/>
+              <w:ind w:left="431"/>
+            </w:pPr>
+            <w:r>
+              <w:rPr>
+                <w:rFonts w:ascii="Courier New" w:cs="Courier New" w:eastAsia="Courier New" w:hAnsi="Courier New"/>
+                <w:b/>
+                <w:bCs/>
+                <w:color w:val="7C3AED"/>
+                <w:sz w:val="19"/>
+                <w:szCs w:val="19"/>
+              </w:rPr>
+              <w:t xml:space="preserve">Explanation:</w:t>
             </w:r>
             <w:r>
               <w:rPr>
@@ -1521,304 +1588,34 @@
                 <w:sz w:val="19"/>
                 <w:szCs w:val="19"/>
               </w:rPr>
-              <w:t xml:space="preserve">  30</w:t>
-            </w:r>
-          </w:p>
-          <w:p>
-            <w:pPr>
-              <w:shd w:fill="FAFAFA" w:val="clear"/>
-              <w:spacing w:after="30" w:before="30"/>
-              <w:ind w:left="431"/>
-            </w:pPr>
-            <w:r>
-              <w:rPr>
-                <w:rFonts w:ascii="Courier New" w:cs="Courier New" w:eastAsia="Courier New" w:hAnsi="Courier New"/>
-                <w:b/>
-                <w:bCs/>
-                <w:color w:val="7C3AED"/>
-                <w:sz w:val="19"/>
-                <w:szCs w:val="19"/>
-              </w:rPr>
-              <w:t xml:space="preserve">Option C:</w:t>
-            </w:r>
-            <w:r>
-              <w:rPr>
-                <w:rFonts w:ascii="Courier New" w:cs="Courier New" w:eastAsia="Courier New" w:hAnsi="Courier New"/>
-                <w:color w:val="1e293b"/>
-                <w:sz w:val="19"/>
-                <w:szCs w:val="19"/>
-              </w:rPr>
-              <w:t xml:space="preserve">  35</w:t>
-            </w:r>
-          </w:p>
-          <w:p>
-            <w:pPr>
-              <w:shd w:fill="FAFAFA" w:val="clear"/>
-              <w:spacing w:after="30" w:before="30"/>
-              <w:ind w:left="431"/>
-            </w:pPr>
-            <w:r>
-              <w:rPr>
-                <w:rFonts w:ascii="Courier New" w:cs="Courier New" w:eastAsia="Courier New" w:hAnsi="Courier New"/>
-                <w:b/>
-                <w:bCs/>
-                <w:color w:val="7C3AED"/>
-                <w:sz w:val="19"/>
-                <w:szCs w:val="19"/>
-              </w:rPr>
-              <w:t xml:space="preserve">Option D:</w:t>
-            </w:r>
-            <w:r>
-              <w:rPr>
-                <w:rFonts w:ascii="Courier New" w:cs="Courier New" w:eastAsia="Courier New" w:hAnsi="Courier New"/>
-                <w:color w:val="1e293b"/>
-                <w:sz w:val="19"/>
-                <w:szCs w:val="19"/>
-              </w:rPr>
-              <w:t xml:space="preserve">  40</w:t>
-            </w:r>
-          </w:p>
-          <w:p>
-            <w:pPr>
-              <w:shd w:fill="FAFAFA" w:val="clear"/>
-              <w:spacing w:after="30" w:before="30"/>
-              <w:ind w:left="431"/>
-            </w:pPr>
-            <w:r>
-              <w:rPr>
-                <w:rFonts w:ascii="Courier New" w:cs="Courier New" w:eastAsia="Courier New" w:hAnsi="Courier New"/>
-                <w:b/>
-                <w:bCs/>
-                <w:color w:val="7C3AED"/>
-                <w:sz w:val="19"/>
-                <w:szCs w:val="19"/>
-              </w:rPr>
-              <w:t xml:space="preserve">Correct Answer:</w:t>
-            </w:r>
-            <w:r>
-              <w:rPr>
-                <w:rFonts w:ascii="Courier New" w:cs="Courier New" w:eastAsia="Courier New" w:hAnsi="Courier New"/>
-                <w:color w:val="065F46"/>
-                <w:sz w:val="19"/>
-                <w:szCs w:val="19"/>
-              </w:rPr>
-              <w:t xml:space="preserve">  B</w:t>
-            </w:r>
-          </w:p>
-          <w:p>
-            <w:pPr>
-              <w:shd w:fill="FAFAFA" w:val="clear"/>
-              <w:spacing w:after="30" w:before="30"/>
-              <w:ind w:left="431"/>
-            </w:pPr>
-            <w:r>
-              <w:rPr>
-                <w:rFonts w:ascii="Courier New" w:cs="Courier New" w:eastAsia="Courier New" w:hAnsi="Courier New"/>
-                <w:b/>
-                <w:bCs/>
-                <w:color w:val="7C3AED"/>
-                <w:sz w:val="19"/>
-                <w:szCs w:val="19"/>
-              </w:rPr>
-              <w:t xml:space="preserve">Type:</w:t>
-            </w:r>
-            <w:r>
-              <w:rPr>
-                <w:rFonts w:ascii="Courier New" w:cs="Courier New" w:eastAsia="Courier New" w:hAnsi="Courier New"/>
-                <w:color w:val="6B7280"/>
-                <w:sz w:val="19"/>
-                <w:szCs w:val="19"/>
-              </w:rPr>
-              <w:t xml:space="preserve">  MCQ_SINGLE</w:t>
-            </w:r>
-          </w:p>
-          <w:p>
-            <w:pPr>
-              <w:shd w:fill="FAFAFA" w:val="clear"/>
-              <w:spacing w:after="30" w:before="30"/>
-              <w:ind w:left="431"/>
-            </w:pPr>
-            <w:r>
-              <w:rPr>
-                <w:rFonts w:ascii="Courier New" w:cs="Courier New" w:eastAsia="Courier New" w:hAnsi="Courier New"/>
-                <w:b/>
-                <w:bCs/>
-                <w:color w:val="7C3AED"/>
-                <w:sz w:val="19"/>
-                <w:szCs w:val="19"/>
-              </w:rPr>
-              <w:t xml:space="preserve">Difficulty:</w:t>
-            </w:r>
-            <w:r>
-              <w:rPr>
-                <w:rFonts w:ascii="Courier New" w:cs="Courier New" w:eastAsia="Courier New" w:hAnsi="Courier New"/>
-                <w:color w:val="6B7280"/>
-                <w:sz w:val="19"/>
-                <w:szCs w:val="19"/>
-              </w:rPr>
-              <w:t xml:space="preserve">  EASY</w:t>
-            </w:r>
-          </w:p>
-          <w:p>
-            <w:pPr>
-              <w:shd w:fill="FAFAFA" w:val="clear"/>
-              <w:spacing w:after="30" w:before="30"/>
-              <w:ind w:left="431"/>
-            </w:pPr>
-            <w:r>
-              <w:rPr>
-                <w:rFonts w:ascii="Courier New" w:cs="Courier New" w:eastAsia="Courier New" w:hAnsi="Courier New"/>
-                <w:b/>
-                <w:bCs/>
-                <w:color w:val="7C3AED"/>
-                <w:sz w:val="19"/>
-                <w:szCs w:val="19"/>
-              </w:rPr>
-              <w:t xml:space="preserve">Category:</w:t>
-            </w:r>
-            <w:r>
-              <w:rPr>
-                <w:rFonts w:ascii="Courier New" w:cs="Courier New" w:eastAsia="Courier New" w:hAnsi="Courier New"/>
-                <w:color w:val="6B7280"/>
-                <w:sz w:val="19"/>
-                <w:szCs w:val="19"/>
-              </w:rPr>
-              <w:t xml:space="preserve">  Banking</w:t>
-            </w:r>
-          </w:p>
-          <w:p>
-            <w:pPr>
-              <w:shd w:fill="FAFAFA" w:val="clear"/>
-              <w:spacing w:after="30" w:before="30"/>
-              <w:ind w:left="431"/>
-            </w:pPr>
-            <w:r>
-              <w:rPr>
-                <w:rFonts w:ascii="Courier New" w:cs="Courier New" w:eastAsia="Courier New" w:hAnsi="Courier New"/>
-                <w:b/>
-                <w:bCs/>
-                <w:color w:val="7C3AED"/>
-                <w:sz w:val="19"/>
-                <w:szCs w:val="19"/>
-              </w:rPr>
-              <w:t xml:space="preserve">Subject:</w:t>
-            </w:r>
-            <w:r>
-              <w:rPr>
-                <w:rFonts w:ascii="Courier New" w:cs="Courier New" w:eastAsia="Courier New" w:hAnsi="Courier New"/>
-                <w:color w:val="6B7280"/>
-                <w:sz w:val="19"/>
-                <w:szCs w:val="19"/>
-              </w:rPr>
-              <w:t xml:space="preserve">  Quantitative Aptitude</w:t>
-            </w:r>
-          </w:p>
-          <w:p>
-            <w:pPr>
-              <w:shd w:fill="FAFAFA" w:val="clear"/>
-              <w:spacing w:after="30" w:before="30"/>
-              <w:ind w:left="431"/>
-            </w:pPr>
-            <w:r>
-              <w:rPr>
-                <w:rFonts w:ascii="Courier New" w:cs="Courier New" w:eastAsia="Courier New" w:hAnsi="Courier New"/>
-                <w:b/>
-                <w:bCs/>
-                <w:color w:val="7C3AED"/>
-                <w:sz w:val="19"/>
-                <w:szCs w:val="19"/>
-              </w:rPr>
-              <w:t xml:space="preserve">Topic:</w:t>
-            </w:r>
-            <w:r>
-              <w:rPr>
-                <w:rFonts w:ascii="Courier New" w:cs="Courier New" w:eastAsia="Courier New" w:hAnsi="Courier New"/>
-                <w:color w:val="6B7280"/>
-                <w:sz w:val="19"/>
-                <w:szCs w:val="19"/>
-              </w:rPr>
-              <w:t xml:space="preserve">  Percentage</w:t>
-            </w:r>
-          </w:p>
-          <w:p>
-            <w:pPr>
-              <w:shd w:fill="FAFAFA" w:val="clear"/>
-              <w:spacing w:after="30" w:before="30"/>
-              <w:ind w:left="431"/>
-            </w:pPr>
-            <w:r>
-              <w:rPr>
-                <w:rFonts w:ascii="Courier New" w:cs="Courier New" w:eastAsia="Courier New" w:hAnsi="Courier New"/>
-                <w:b/>
-                <w:bCs/>
-                <w:color w:val="7C3AED"/>
-                <w:sz w:val="19"/>
-                <w:szCs w:val="19"/>
-              </w:rPr>
-              <w:t xml:space="preserve">Subtopic:</w:t>
-            </w:r>
-            <w:r>
-              <w:rPr>
-                <w:rFonts w:ascii="Courier New" w:cs="Courier New" w:eastAsia="Courier New" w:hAnsi="Courier New"/>
-                <w:color w:val="6B7280"/>
-                <w:sz w:val="19"/>
-                <w:szCs w:val="19"/>
-              </w:rPr>
-              <w:t xml:space="preserve">  Basic Percentage</w:t>
-            </w:r>
-          </w:p>
-          <w:p>
-            <w:pPr>
-              <w:shd w:fill="FAFAFA" w:val="clear"/>
-              <w:spacing w:after="30" w:before="30"/>
-              <w:ind w:left="431"/>
-            </w:pPr>
-            <w:r>
-              <w:rPr>
-                <w:rFonts w:ascii="Courier New" w:cs="Courier New" w:eastAsia="Courier New" w:hAnsi="Courier New"/>
-                <w:b/>
-                <w:bCs/>
-                <w:color w:val="7C3AED"/>
-                <w:sz w:val="19"/>
-                <w:szCs w:val="19"/>
-              </w:rPr>
-              <w:t xml:space="preserve">Explanation:</w:t>
-            </w:r>
-            <w:r>
-              <w:rPr>
-                <w:rFonts w:ascii="Courier New" w:cs="Courier New" w:eastAsia="Courier New" w:hAnsi="Courier New"/>
-                <w:color w:val="6B7280"/>
-                <w:sz w:val="19"/>
-                <w:szCs w:val="19"/>
-              </w:rPr>
-              <w:t xml:space="preserve">  15% of 200 = (15/100) × 200 = 30.</w:t>
-            </w:r>
-          </w:p>
-          <w:p>
-            <w:pPr>
-              <w:shd w:fill="FAFAFA" w:val="clear"/>
-              <w:spacing w:after="30" w:before="30"/>
-              <w:ind w:left="431"/>
-            </w:pPr>
-            <w:r>
-              <w:rPr>
-                <w:rFonts w:ascii="Courier New" w:cs="Courier New" w:eastAsia="Courier New" w:hAnsi="Courier New"/>
-                <w:b/>
-                <w:bCs/>
-                <w:color w:val="7C3AED"/>
-                <w:sz w:val="19"/>
-                <w:szCs w:val="19"/>
-              </w:rPr>
-              <w:t xml:space="preserve">END_QUESTION</w:t>
-            </w:r>
-            <w:r>
-              <w:rPr>
-                <w:rFonts w:ascii="Courier New" w:cs="Courier New" w:eastAsia="Courier New" w:hAnsi="Courier New"/>
-                <w:color w:val="6B7280"/>
-                <w:sz w:val="19"/>
-                <w:szCs w:val="19"/>
-              </w:rPr>
-              <w:t xml:space="preserve"> </w:t>
+              <w:t xml:space="preserve">  Primary-language explanation</w:t>
+            </w:r>
+          </w:p>
+          <w:p>
+            <w:pPr>
+              <w:shd w:fill="FAFAFA" w:val="clear"/>
+              <w:spacing w:after="30" w:before="30"/>
+              <w:ind w:left="431"/>
+            </w:pPr>
+            <w:r>
+              <w:rPr>
+                <w:rFonts w:ascii="Courier New" w:cs="Courier New" w:eastAsia="Courier New" w:hAnsi="Courier New"/>
+                <w:b/>
+                <w:bCs/>
+                <w:color w:val="7C3AED"/>
+                <w:sz w:val="19"/>
+                <w:szCs w:val="19"/>
+              </w:rPr>
+              <w:t xml:space="preserve">Explanation Secondary:</w:t>
+            </w:r>
+            <w:r>
+              <w:rPr>
+                <w:rFonts w:ascii="Courier New" w:cs="Courier New" w:eastAsia="Courier New" w:hAnsi="Courier New"/>
+                <w:color w:val="4338a0"/>
+                <w:sz w:val="19"/>
+                <w:szCs w:val="19"/>
+              </w:rPr>
+              <w:t xml:space="preserve">  Secondary-language explanation  ← optional</w:t>
             </w:r>
           </w:p>
         </w:tc>
@@ -1828,18 +1625,6 @@
       <w:pPr>
         <w:spacing w:after="60" w:before="60"/>
       </w:pPr>
-    </w:p>
-    <w:p>
-      <w:pPr>
-        <w:pStyle w:val="Heading2"/>
-        <w:spacing w:after="80" w:before="240"/>
-        <w:rPr>
-          <w:color w:val="1D4ED8"/>
-        </w:rPr>
-      </w:pPr>
-      <w:r>
-        <w:t xml:space="preserve">Example 2 — Question with Image URL</w:t>
-      </w:r>
     </w:p>
     <w:p>
       <w:pPr>
@@ -1854,13 +1639,28 @@
           <w:sz w:val="18"/>
           <w:szCs w:val="18"/>
         </w:rPr>
-        <w:t xml:space="preserve">ℹ️  Use [IMAGE: URL] anywhere in the Question or Explanation field.</w:t>
+        <w:t xml:space="preserve">ℹ️  You can add Secondary fields for any combination: just stem, just options, or the full set. Any field without a Secondary counterpart will simply show the primary language.</w:t>
       </w:r>
     </w:p>
     <w:p>
       <w:pPr>
-        <w:spacing w:after="60" w:before="60"/>
-      </w:pPr>
+        <w:pBdr>
+          <w:bottom w:val="single" w:color="E2E8F0" w:sz="1"/>
+        </w:pBdr>
+        <w:spacing w:after="120" w:before="120"/>
+      </w:pPr>
+    </w:p>
+    <w:p>
+      <w:pPr>
+        <w:pStyle w:val="Heading2"/>
+        <w:spacing w:after="80" w:before="240"/>
+        <w:rPr>
+          <w:color w:val="1D4ED8"/>
+        </w:rPr>
+      </w:pPr>
+      <w:r>
+        <w:t xml:space="preserve">Example 1 — English-only MCQ (no bilingual fields)</w:t>
+      </w:r>
     </w:p>
     <w:tbl>
       <w:tblPr>
@@ -1940,40 +1740,25 @@
                 <w:sz w:val="19"/>
                 <w:szCs w:val="19"/>
               </w:rPr>
-              <w:t xml:space="preserve">  Study the bar chart and answer the question.</w:t>
-            </w:r>
-          </w:p>
-          <w:p>
-            <w:pPr>
-              <w:spacing w:after="30" w:before="30"/>
-            </w:pPr>
-            <w:r>
-              <w:rPr>
-                <w:sz w:val="19"/>
-                <w:szCs w:val="19"/>
-              </w:rPr>
-              <w:t xml:space="preserve">            </w:t>
-            </w:r>
-            <w:r>
-              <w:rPr>
-                <w:rFonts w:ascii="Courier New" w:cs="Courier New" w:eastAsia="Courier New" w:hAnsi="Courier New"/>
-                <w:color w:val="7c3aed"/>
-                <w:sz w:val="18"/>
-                <w:szCs w:val="18"/>
-              </w:rPr>
-              <w:t xml:space="preserve">[IMAGE: https://cdn.saphala.in/questions/bar-chart-exports.png]</w:t>
-            </w:r>
-          </w:p>
-          <w:p>
-            <w:pPr>
-              <w:spacing w:after="30" w:before="30"/>
-            </w:pPr>
-            <w:r>
-              <w:rPr>
-                <w:sz w:val="19"/>
-                <w:szCs w:val="19"/>
-              </w:rPr>
-              <w:t xml:space="preserve">            </w:t>
+              <w:t xml:space="preserve">  What is 15% of 200?</w:t>
+            </w:r>
+          </w:p>
+          <w:p>
+            <w:pPr>
+              <w:shd w:fill="FAFAFA" w:val="clear"/>
+              <w:spacing w:after="30" w:before="30"/>
+              <w:ind w:left="431"/>
+            </w:pPr>
+            <w:r>
+              <w:rPr>
+                <w:rFonts w:ascii="Courier New" w:cs="Courier New" w:eastAsia="Courier New" w:hAnsi="Courier New"/>
+                <w:b/>
+                <w:bCs/>
+                <w:color w:val="7C3AED"/>
+                <w:sz w:val="19"/>
+                <w:szCs w:val="19"/>
+              </w:rPr>
+              <w:t xml:space="preserve">Option A:</w:t>
             </w:r>
             <w:r>
               <w:rPr>
@@ -1982,25 +1767,25 @@
                 <w:sz w:val="19"/>
                 <w:szCs w:val="19"/>
               </w:rPr>
-              <w:t xml:space="preserve">Which year had the highest export revenue?</w:t>
-            </w:r>
-          </w:p>
-          <w:p>
-            <w:pPr>
-              <w:shd w:fill="FAFAFA" w:val="clear"/>
-              <w:spacing w:after="30" w:before="30"/>
-              <w:ind w:left="431"/>
-            </w:pPr>
-            <w:r>
-              <w:rPr>
-                <w:rFonts w:ascii="Courier New" w:cs="Courier New" w:eastAsia="Courier New" w:hAnsi="Courier New"/>
-                <w:b/>
-                <w:bCs/>
-                <w:color w:val="7C3AED"/>
-                <w:sz w:val="19"/>
-                <w:szCs w:val="19"/>
-              </w:rPr>
-              <w:t xml:space="preserve">Option A:</w:t>
+              <w:t xml:space="preserve">  25</w:t>
+            </w:r>
+          </w:p>
+          <w:p>
+            <w:pPr>
+              <w:shd w:fill="FAFAFA" w:val="clear"/>
+              <w:spacing w:after="30" w:before="30"/>
+              <w:ind w:left="431"/>
+            </w:pPr>
+            <w:r>
+              <w:rPr>
+                <w:rFonts w:ascii="Courier New" w:cs="Courier New" w:eastAsia="Courier New" w:hAnsi="Courier New"/>
+                <w:b/>
+                <w:bCs/>
+                <w:color w:val="7C3AED"/>
+                <w:sz w:val="19"/>
+                <w:szCs w:val="19"/>
+              </w:rPr>
+              <w:t xml:space="preserve">Option B:</w:t>
             </w:r>
             <w:r>
               <w:rPr>
@@ -2009,25 +1794,25 @@
                 <w:sz w:val="19"/>
                 <w:szCs w:val="19"/>
               </w:rPr>
-              <w:t xml:space="preserve">  2019</w:t>
-            </w:r>
-          </w:p>
-          <w:p>
-            <w:pPr>
-              <w:shd w:fill="FAFAFA" w:val="clear"/>
-              <w:spacing w:after="30" w:before="30"/>
-              <w:ind w:left="431"/>
-            </w:pPr>
-            <w:r>
-              <w:rPr>
-                <w:rFonts w:ascii="Courier New" w:cs="Courier New" w:eastAsia="Courier New" w:hAnsi="Courier New"/>
-                <w:b/>
-                <w:bCs/>
-                <w:color w:val="7C3AED"/>
-                <w:sz w:val="19"/>
-                <w:szCs w:val="19"/>
-              </w:rPr>
-              <w:t xml:space="preserve">Option B:</w:t>
+              <w:t xml:space="preserve">  30</w:t>
+            </w:r>
+          </w:p>
+          <w:p>
+            <w:pPr>
+              <w:shd w:fill="FAFAFA" w:val="clear"/>
+              <w:spacing w:after="30" w:before="30"/>
+              <w:ind w:left="431"/>
+            </w:pPr>
+            <w:r>
+              <w:rPr>
+                <w:rFonts w:ascii="Courier New" w:cs="Courier New" w:eastAsia="Courier New" w:hAnsi="Courier New"/>
+                <w:b/>
+                <w:bCs/>
+                <w:color w:val="7C3AED"/>
+                <w:sz w:val="19"/>
+                <w:szCs w:val="19"/>
+              </w:rPr>
+              <w:t xml:space="preserve">Option C:</w:t>
             </w:r>
             <w:r>
               <w:rPr>
@@ -2036,25 +1821,25 @@
                 <w:sz w:val="19"/>
                 <w:szCs w:val="19"/>
               </w:rPr>
-              <w:t xml:space="preserve">  2020</w:t>
-            </w:r>
-          </w:p>
-          <w:p>
-            <w:pPr>
-              <w:shd w:fill="FAFAFA" w:val="clear"/>
-              <w:spacing w:after="30" w:before="30"/>
-              <w:ind w:left="431"/>
-            </w:pPr>
-            <w:r>
-              <w:rPr>
-                <w:rFonts w:ascii="Courier New" w:cs="Courier New" w:eastAsia="Courier New" w:hAnsi="Courier New"/>
-                <w:b/>
-                <w:bCs/>
-                <w:color w:val="7C3AED"/>
-                <w:sz w:val="19"/>
-                <w:szCs w:val="19"/>
-              </w:rPr>
-              <w:t xml:space="preserve">Option C:</w:t>
+              <w:t xml:space="preserve">  35</w:t>
+            </w:r>
+          </w:p>
+          <w:p>
+            <w:pPr>
+              <w:shd w:fill="FAFAFA" w:val="clear"/>
+              <w:spacing w:after="30" w:before="30"/>
+              <w:ind w:left="431"/>
+            </w:pPr>
+            <w:r>
+              <w:rPr>
+                <w:rFonts w:ascii="Courier New" w:cs="Courier New" w:eastAsia="Courier New" w:hAnsi="Courier New"/>
+                <w:b/>
+                <w:bCs/>
+                <w:color w:val="7C3AED"/>
+                <w:sz w:val="19"/>
+                <w:szCs w:val="19"/>
+              </w:rPr>
+              <w:t xml:space="preserve">Option D:</w:t>
             </w:r>
             <w:r>
               <w:rPr>
@@ -2063,34 +1848,7 @@
                 <w:sz w:val="19"/>
                 <w:szCs w:val="19"/>
               </w:rPr>
-              <w:t xml:space="preserve">  2021</w:t>
-            </w:r>
-          </w:p>
-          <w:p>
-            <w:pPr>
-              <w:shd w:fill="FAFAFA" w:val="clear"/>
-              <w:spacing w:after="30" w:before="30"/>
-              <w:ind w:left="431"/>
-            </w:pPr>
-            <w:r>
-              <w:rPr>
-                <w:rFonts w:ascii="Courier New" w:cs="Courier New" w:eastAsia="Courier New" w:hAnsi="Courier New"/>
-                <w:b/>
-                <w:bCs/>
-                <w:color w:val="7C3AED"/>
-                <w:sz w:val="19"/>
-                <w:szCs w:val="19"/>
-              </w:rPr>
-              <w:t xml:space="preserve">Option D:</w:t>
-            </w:r>
-            <w:r>
-              <w:rPr>
-                <w:rFonts w:ascii="Courier New" w:cs="Courier New" w:eastAsia="Courier New" w:hAnsi="Courier New"/>
-                <w:color w:val="1e293b"/>
-                <w:sz w:val="19"/>
-                <w:szCs w:val="19"/>
-              </w:rPr>
-              <w:t xml:space="preserve">  2022</w:t>
+              <w:t xml:space="preserve">  40</w:t>
             </w:r>
           </w:p>
           <w:p>
@@ -2117,7 +1875,7 @@
                 <w:sz w:val="19"/>
                 <w:szCs w:val="19"/>
               </w:rPr>
-              <w:t xml:space="preserve">  C</w:t>
+              <w:t xml:space="preserve">  B</w:t>
             </w:r>
           </w:p>
           <w:p>
@@ -2171,7 +1929,7 @@
                 <w:sz w:val="19"/>
                 <w:szCs w:val="19"/>
               </w:rPr>
-              <w:t xml:space="preserve">  MEDIUM</w:t>
+              <w:t xml:space="preserve">  EASY</w:t>
             </w:r>
           </w:p>
           <w:p>
@@ -2225,7 +1983,7 @@
                 <w:sz w:val="19"/>
                 <w:szCs w:val="19"/>
               </w:rPr>
-              <w:t xml:space="preserve">  Data Interpretation</w:t>
+              <w:t xml:space="preserve">  Quantitative Aptitude</w:t>
             </w:r>
           </w:p>
           <w:p>
@@ -2252,7 +2010,7 @@
                 <w:sz w:val="19"/>
                 <w:szCs w:val="19"/>
               </w:rPr>
-              <w:t xml:space="preserve">  Bar Charts</w:t>
+              <w:t xml:space="preserve">  Percentage</w:t>
             </w:r>
           </w:p>
           <w:p>
@@ -2279,51 +2037,34 @@
                 <w:sz w:val="19"/>
                 <w:szCs w:val="19"/>
               </w:rPr>
-              <w:t xml:space="preserve">  Export Revenue</w:t>
-            </w:r>
-          </w:p>
-          <w:p>
-            <w:pPr>
-              <w:spacing w:after="30" w:before="30"/>
-              <w:ind w:left="431"/>
-            </w:pPr>
-            <w:r>
-              <w:rPr>
-                <w:rFonts w:ascii="Courier New" w:cs="Courier New" w:eastAsia="Courier New" w:hAnsi="Courier New"/>
-                <w:b/>
-                <w:bCs/>
-                <w:color w:val="7C3AED"/>
-                <w:sz w:val="19"/>
-                <w:szCs w:val="19"/>
-              </w:rPr>
-              <w:t xml:space="preserve">Explanation: </w:t>
-            </w:r>
-            <w:r>
-              <w:rPr>
-                <w:rFonts w:ascii="Courier New" w:cs="Courier New" w:eastAsia="Courier New" w:hAnsi="Courier New"/>
-                <w:color w:val="6B7280"/>
-                <w:sz w:val="19"/>
-                <w:szCs w:val="19"/>
-              </w:rPr>
-              <w:t xml:space="preserve"> As shown in the chart </w:t>
-            </w:r>
-            <w:r>
-              <w:rPr>
-                <w:rFonts w:ascii="Courier New" w:cs="Courier New" w:eastAsia="Courier New" w:hAnsi="Courier New"/>
-                <w:color w:val="7c3aed"/>
-                <w:sz w:val="18"/>
-                <w:szCs w:val="18"/>
-              </w:rPr>
-              <w:t xml:space="preserve">[IMAGE: https://cdn.saphala.in/questions/bar-chart-annotated.png]</w:t>
-            </w:r>
-            <w:r>
-              <w:rPr>
-                <w:rFonts w:ascii="Courier New" w:cs="Courier New" w:eastAsia="Courier New" w:hAnsi="Courier New"/>
-                <w:color w:val="6B7280"/>
-                <w:sz w:val="19"/>
-                <w:szCs w:val="19"/>
-              </w:rPr>
-              <w:t xml:space="preserve">, 2021 had the tallest bar.</w:t>
+              <w:t xml:space="preserve">  Basic Percentage</w:t>
+            </w:r>
+          </w:p>
+          <w:p>
+            <w:pPr>
+              <w:shd w:fill="FAFAFA" w:val="clear"/>
+              <w:spacing w:after="30" w:before="30"/>
+              <w:ind w:left="431"/>
+            </w:pPr>
+            <w:r>
+              <w:rPr>
+                <w:rFonts w:ascii="Courier New" w:cs="Courier New" w:eastAsia="Courier New" w:hAnsi="Courier New"/>
+                <w:b/>
+                <w:bCs/>
+                <w:color w:val="7C3AED"/>
+                <w:sz w:val="19"/>
+                <w:szCs w:val="19"/>
+              </w:rPr>
+              <w:t xml:space="preserve">Explanation:</w:t>
+            </w:r>
+            <w:r>
+              <w:rPr>
+                <w:rFonts w:ascii="Courier New" w:cs="Courier New" w:eastAsia="Courier New" w:hAnsi="Courier New"/>
+                <w:color w:val="6B7280"/>
+                <w:sz w:val="19"/>
+                <w:szCs w:val="19"/>
+              </w:rPr>
+              <w:t xml:space="preserve">  15% of 200 = (15/100) × 200 = 30.</w:t>
             </w:r>
           </w:p>
           <w:p>
@@ -2370,7 +2111,7 @@
         </w:rPr>
       </w:pPr>
       <w:r>
-        <w:t xml:space="preserve">Example 3 — Question with LaTeX Equation</w:t>
+        <w:t xml:space="preserve">Example 2 — Bilingual MCQ (English + Hindi)</w:t>
       </w:r>
     </w:p>
     <w:p>
@@ -2386,7 +2127,7 @@
           <w:sz w:val="18"/>
           <w:szCs w:val="18"/>
         </w:rPr>
-        <w:t xml:space="preserve">ℹ️  Wrap LaTeX expressions in $$ ... $$ — they render as KaTeX on the student side.</w:t>
+        <w:t xml:space="preserve">ℹ️  Secondary fields are shown in purple/indigo below. They are all optional — remove any you don't need.</w:t>
       </w:r>
     </w:p>
     <w:p>
@@ -2472,7 +2213,34 @@
                 <w:sz w:val="19"/>
                 <w:szCs w:val="19"/>
               </w:rPr>
-              <w:t xml:space="preserve">  Solve: $$x^2 - 5x + 6 = 0$$. What are the roots?</w:t>
+              <w:t xml:space="preserve">  A train travels 360 km in 4 hours. What is its average speed?</w:t>
+            </w:r>
+          </w:p>
+          <w:p>
+            <w:pPr>
+              <w:shd w:fill="FAFAFA" w:val="clear"/>
+              <w:spacing w:after="30" w:before="30"/>
+              <w:ind w:left="431"/>
+            </w:pPr>
+            <w:r>
+              <w:rPr>
+                <w:rFonts w:ascii="Courier New" w:cs="Courier New" w:eastAsia="Courier New" w:hAnsi="Courier New"/>
+                <w:b/>
+                <w:bCs/>
+                <w:color w:val="7C3AED"/>
+                <w:sz w:val="19"/>
+                <w:szCs w:val="19"/>
+              </w:rPr>
+              <w:t xml:space="preserve">Question Secondary:</w:t>
+            </w:r>
+            <w:r>
+              <w:rPr>
+                <w:rFonts w:ascii="Courier New" w:cs="Courier New" w:eastAsia="Courier New" w:hAnsi="Courier New"/>
+                <w:color w:val="4338a0"/>
+                <w:sz w:val="19"/>
+                <w:szCs w:val="19"/>
+              </w:rPr>
+              <w:t xml:space="preserve">  एक ट्रेन 4 घंटे में 360 किमी की दूरी तय करती है। इसकी औसत गति क्या है?</w:t>
             </w:r>
           </w:p>
           <w:p>
@@ -2499,7 +2267,34 @@
                 <w:sz w:val="19"/>
                 <w:szCs w:val="19"/>
               </w:rPr>
-              <w:t xml:space="preserve">  $$x = 1$$ and $$x = 6$$</w:t>
+              <w:t xml:space="preserve">  80 km/h</w:t>
+            </w:r>
+          </w:p>
+          <w:p>
+            <w:pPr>
+              <w:shd w:fill="FAFAFA" w:val="clear"/>
+              <w:spacing w:after="30" w:before="30"/>
+              <w:ind w:left="431"/>
+            </w:pPr>
+            <w:r>
+              <w:rPr>
+                <w:rFonts w:ascii="Courier New" w:cs="Courier New" w:eastAsia="Courier New" w:hAnsi="Courier New"/>
+                <w:b/>
+                <w:bCs/>
+                <w:color w:val="7C3AED"/>
+                <w:sz w:val="19"/>
+                <w:szCs w:val="19"/>
+              </w:rPr>
+              <w:t xml:space="preserve">Option A Secondary:</w:t>
+            </w:r>
+            <w:r>
+              <w:rPr>
+                <w:rFonts w:ascii="Courier New" w:cs="Courier New" w:eastAsia="Courier New" w:hAnsi="Courier New"/>
+                <w:color w:val="4338a0"/>
+                <w:sz w:val="19"/>
+                <w:szCs w:val="19"/>
+              </w:rPr>
+              <w:t xml:space="preserve">  80 किमी/घंटा</w:t>
             </w:r>
           </w:p>
           <w:p>
@@ -2526,7 +2321,34 @@
                 <w:sz w:val="19"/>
                 <w:szCs w:val="19"/>
               </w:rPr>
-              <w:t xml:space="preserve">  $$x = 2$$ and $$x = 3$$</w:t>
+              <w:t xml:space="preserve">  90 km/h</w:t>
+            </w:r>
+          </w:p>
+          <w:p>
+            <w:pPr>
+              <w:shd w:fill="FAFAFA" w:val="clear"/>
+              <w:spacing w:after="30" w:before="30"/>
+              <w:ind w:left="431"/>
+            </w:pPr>
+            <w:r>
+              <w:rPr>
+                <w:rFonts w:ascii="Courier New" w:cs="Courier New" w:eastAsia="Courier New" w:hAnsi="Courier New"/>
+                <w:b/>
+                <w:bCs/>
+                <w:color w:val="7C3AED"/>
+                <w:sz w:val="19"/>
+                <w:szCs w:val="19"/>
+              </w:rPr>
+              <w:t xml:space="preserve">Option B Secondary:</w:t>
+            </w:r>
+            <w:r>
+              <w:rPr>
+                <w:rFonts w:ascii="Courier New" w:cs="Courier New" w:eastAsia="Courier New" w:hAnsi="Courier New"/>
+                <w:color w:val="4338a0"/>
+                <w:sz w:val="19"/>
+                <w:szCs w:val="19"/>
+              </w:rPr>
+              <w:t xml:space="preserve">  90 किमी/घंटा</w:t>
             </w:r>
           </w:p>
           <w:p>
@@ -2553,7 +2375,34 @@
                 <w:sz w:val="19"/>
                 <w:szCs w:val="19"/>
               </w:rPr>
-              <w:t xml:space="preserve">  $$x = -2$$ and $$x = -3$$</w:t>
+              <w:t xml:space="preserve">  100 km/h</w:t>
+            </w:r>
+          </w:p>
+          <w:p>
+            <w:pPr>
+              <w:shd w:fill="FAFAFA" w:val="clear"/>
+              <w:spacing w:after="30" w:before="30"/>
+              <w:ind w:left="431"/>
+            </w:pPr>
+            <w:r>
+              <w:rPr>
+                <w:rFonts w:ascii="Courier New" w:cs="Courier New" w:eastAsia="Courier New" w:hAnsi="Courier New"/>
+                <w:b/>
+                <w:bCs/>
+                <w:color w:val="7C3AED"/>
+                <w:sz w:val="19"/>
+                <w:szCs w:val="19"/>
+              </w:rPr>
+              <w:t xml:space="preserve">Option C Secondary:</w:t>
+            </w:r>
+            <w:r>
+              <w:rPr>
+                <w:rFonts w:ascii="Courier New" w:cs="Courier New" w:eastAsia="Courier New" w:hAnsi="Courier New"/>
+                <w:color w:val="4338a0"/>
+                <w:sz w:val="19"/>
+                <w:szCs w:val="19"/>
+              </w:rPr>
+              <w:t xml:space="preserve">  100 किमी/घंटा</w:t>
             </w:r>
           </w:p>
           <w:p>
@@ -2580,7 +2429,34 @@
                 <w:sz w:val="19"/>
                 <w:szCs w:val="19"/>
               </w:rPr>
-              <w:t xml:space="preserve">  $$x = 3$$ and $$x = 4$$</w:t>
+              <w:t xml:space="preserve">  120 km/h</w:t>
+            </w:r>
+          </w:p>
+          <w:p>
+            <w:pPr>
+              <w:shd w:fill="FAFAFA" w:val="clear"/>
+              <w:spacing w:after="30" w:before="30"/>
+              <w:ind w:left="431"/>
+            </w:pPr>
+            <w:r>
+              <w:rPr>
+                <w:rFonts w:ascii="Courier New" w:cs="Courier New" w:eastAsia="Courier New" w:hAnsi="Courier New"/>
+                <w:b/>
+                <w:bCs/>
+                <w:color w:val="7C3AED"/>
+                <w:sz w:val="19"/>
+                <w:szCs w:val="19"/>
+              </w:rPr>
+              <w:t xml:space="preserve">Option D Secondary:</w:t>
+            </w:r>
+            <w:r>
+              <w:rPr>
+                <w:rFonts w:ascii="Courier New" w:cs="Courier New" w:eastAsia="Courier New" w:hAnsi="Courier New"/>
+                <w:color w:val="4338a0"/>
+                <w:sz w:val="19"/>
+                <w:szCs w:val="19"/>
+              </w:rPr>
+              <w:t xml:space="preserve">  120 किमी/घंटा</w:t>
             </w:r>
           </w:p>
           <w:p>
@@ -2661,7 +2537,7 @@
                 <w:sz w:val="19"/>
                 <w:szCs w:val="19"/>
               </w:rPr>
-              <w:t xml:space="preserve">  HARD</w:t>
+              <w:t xml:space="preserve">  EASY</w:t>
             </w:r>
           </w:p>
           <w:p>
@@ -2742,115 +2618,7 @@
                 <w:sz w:val="19"/>
                 <w:szCs w:val="19"/>
               </w:rPr>
-              <w:t xml:space="preserve">  Algebra</w:t>
-            </w:r>
-          </w:p>
-          <w:p>
-            <w:pPr>
-              <w:shd w:fill="FAFAFA" w:val="clear"/>
-              <w:spacing w:after="30" w:before="30"/>
-              <w:ind w:left="431"/>
-            </w:pPr>
-            <w:r>
-              <w:rPr>
-                <w:rFonts w:ascii="Courier New" w:cs="Courier New" w:eastAsia="Courier New" w:hAnsi="Courier New"/>
-                <w:b/>
-                <w:bCs/>
-                <w:color w:val="7C3AED"/>
-                <w:sz w:val="19"/>
-                <w:szCs w:val="19"/>
-              </w:rPr>
-              <w:t xml:space="preserve">Subtopic:</w:t>
-            </w:r>
-            <w:r>
-              <w:rPr>
-                <w:rFonts w:ascii="Courier New" w:cs="Courier New" w:eastAsia="Courier New" w:hAnsi="Courier New"/>
-                <w:color w:val="6B7280"/>
-                <w:sz w:val="19"/>
-                <w:szCs w:val="19"/>
-              </w:rPr>
-              <w:t xml:space="preserve">  Quadratic Equations</w:t>
-            </w:r>
-          </w:p>
-          <w:p>
-            <w:pPr>
-              <w:shd w:fill="FAFAFA" w:val="clear"/>
-              <w:spacing w:after="30" w:before="30"/>
-              <w:ind w:left="431"/>
-            </w:pPr>
-            <w:r>
-              <w:rPr>
-                <w:rFonts w:ascii="Courier New" w:cs="Courier New" w:eastAsia="Courier New" w:hAnsi="Courier New"/>
-                <w:b/>
-                <w:bCs/>
-                <w:color w:val="7C3AED"/>
-                <w:sz w:val="19"/>
-                <w:szCs w:val="19"/>
-              </w:rPr>
-              <w:t xml:space="preserve">Tags:</w:t>
-            </w:r>
-            <w:r>
-              <w:rPr>
-                <w:rFonts w:ascii="Courier New" w:cs="Courier New" w:eastAsia="Courier New" w:hAnsi="Courier New"/>
-                <w:color w:val="6B7280"/>
-                <w:sz w:val="19"/>
-                <w:szCs w:val="19"/>
-              </w:rPr>
-              <w:t xml:space="preserve">  source:SBI_PO_2024</w:t>
-            </w:r>
-          </w:p>
-          <w:p>
-            <w:pPr>
-              <w:shd w:fill="FAFAFA" w:val="clear"/>
-              <w:spacing w:after="30" w:before="30"/>
-              <w:ind w:left="431"/>
-            </w:pPr>
-            <w:r>
-              <w:rPr>
-                <w:rFonts w:ascii="Courier New" w:cs="Courier New" w:eastAsia="Courier New" w:hAnsi="Courier New"/>
-                <w:b/>
-                <w:bCs/>
-                <w:color w:val="7C3AED"/>
-                <w:sz w:val="19"/>
-                <w:szCs w:val="19"/>
-              </w:rPr>
-              <w:t xml:space="preserve">Marks:</w:t>
-            </w:r>
-            <w:r>
-              <w:rPr>
-                <w:rFonts w:ascii="Courier New" w:cs="Courier New" w:eastAsia="Courier New" w:hAnsi="Courier New"/>
-                <w:color w:val="6B7280"/>
-                <w:sz w:val="19"/>
-                <w:szCs w:val="19"/>
-              </w:rPr>
-              <w:t xml:space="preserve">  2</w:t>
-            </w:r>
-          </w:p>
-          <w:p>
-            <w:pPr>
-              <w:shd w:fill="FAFAFA" w:val="clear"/>
-              <w:spacing w:after="30" w:before="30"/>
-              <w:ind w:left="431"/>
-            </w:pPr>
-            <w:r>
-              <w:rPr>
-                <w:rFonts w:ascii="Courier New" w:cs="Courier New" w:eastAsia="Courier New" w:hAnsi="Courier New"/>
-                <w:b/>
-                <w:bCs/>
-                <w:color w:val="7C3AED"/>
-                <w:sz w:val="19"/>
-                <w:szCs w:val="19"/>
-              </w:rPr>
-              <w:t xml:space="preserve">Negative Marks:</w:t>
-            </w:r>
-            <w:r>
-              <w:rPr>
-                <w:rFonts w:ascii="Courier New" w:cs="Courier New" w:eastAsia="Courier New" w:hAnsi="Courier New"/>
-                <w:color w:val="6B7280"/>
-                <w:sz w:val="19"/>
-                <w:szCs w:val="19"/>
-              </w:rPr>
-              <w:t xml:space="preserve">  0.66</w:t>
+              <w:t xml:space="preserve">  Speed, Distance &amp; Time</w:t>
             </w:r>
           </w:p>
           <w:p>
@@ -2877,7 +2645,34 @@
                 <w:sz w:val="19"/>
                 <w:szCs w:val="19"/>
               </w:rPr>
-              <w:t xml:space="preserve">  Factorising: $$(x-2)(x-3) = 0$$, so $$x = 2$$ or $$x = 3$$.</w:t>
+              <w:t xml:space="preserve">  Speed = Distance ÷ Time = 360 ÷ 4 = 90 km/h.</w:t>
+            </w:r>
+          </w:p>
+          <w:p>
+            <w:pPr>
+              <w:shd w:fill="FAFAFA" w:val="clear"/>
+              <w:spacing w:after="30" w:before="30"/>
+              <w:ind w:left="431"/>
+            </w:pPr>
+            <w:r>
+              <w:rPr>
+                <w:rFonts w:ascii="Courier New" w:cs="Courier New" w:eastAsia="Courier New" w:hAnsi="Courier New"/>
+                <w:b/>
+                <w:bCs/>
+                <w:color w:val="7C3AED"/>
+                <w:sz w:val="19"/>
+                <w:szCs w:val="19"/>
+              </w:rPr>
+              <w:t xml:space="preserve">Explanation Secondary:</w:t>
+            </w:r>
+            <w:r>
+              <w:rPr>
+                <w:rFonts w:ascii="Courier New" w:cs="Courier New" w:eastAsia="Courier New" w:hAnsi="Courier New"/>
+                <w:color w:val="4338a0"/>
+                <w:sz w:val="19"/>
+                <w:szCs w:val="19"/>
+              </w:rPr>
+              <w:t xml:space="preserve">  गति = दूरी ÷ समय = 360 ÷ 4 = 90 किमी/घंटा।</w:t>
             </w:r>
           </w:p>
           <w:p>
@@ -2924,8 +2719,29 @@
         </w:rPr>
       </w:pPr>
       <w:r>
-        <w:t xml:space="preserve">Example 4 — Multiple-Correct MCQ</w:t>
+        <w:t xml:space="preserve">Example 3 — Question with Image URL</w:t>
       </w:r>
+    </w:p>
+    <w:p>
+      <w:pPr>
+        <w:spacing w:after="60" w:before="60"/>
+        <w:ind w:left="288"/>
+      </w:pPr>
+      <w:r>
+        <w:rPr>
+          <w:i/>
+          <w:iCs/>
+          <w:color w:val="1D4ED8"/>
+          <w:sz w:val="18"/>
+          <w:szCs w:val="18"/>
+        </w:rPr>
+        <w:t xml:space="preserve">ℹ️  Use [IMAGE: URL] anywhere in the Question or Explanation field.</w:t>
+      </w:r>
+    </w:p>
+    <w:p>
+      <w:pPr>
+        <w:spacing w:after="60" w:before="60"/>
+      </w:pPr>
     </w:p>
     <w:tbl>
       <w:tblPr>
@@ -3005,7 +2821,49 @@
                 <w:sz w:val="19"/>
                 <w:szCs w:val="19"/>
               </w:rPr>
-              <w:t xml:space="preserve">  Which of the following are prime numbers?</w:t>
+              <w:t xml:space="preserve">  Study the bar chart and answer the question.</w:t>
+            </w:r>
+          </w:p>
+          <w:p>
+            <w:pPr>
+              <w:spacing w:after="30" w:before="30"/>
+            </w:pPr>
+            <w:r>
+              <w:rPr>
+                <w:sz w:val="19"/>
+                <w:szCs w:val="19"/>
+              </w:rPr>
+              <w:t xml:space="preserve">            </w:t>
+            </w:r>
+            <w:r>
+              <w:rPr>
+                <w:rFonts w:ascii="Courier New" w:cs="Courier New" w:eastAsia="Courier New" w:hAnsi="Courier New"/>
+                <w:color w:val="7c3aed"/>
+                <w:sz w:val="18"/>
+                <w:szCs w:val="18"/>
+              </w:rPr>
+              <w:t xml:space="preserve">[IMAGE: https://cdn.saphala.in/questions/bar-chart-exports.png]</w:t>
+            </w:r>
+          </w:p>
+          <w:p>
+            <w:pPr>
+              <w:spacing w:after="30" w:before="30"/>
+            </w:pPr>
+            <w:r>
+              <w:rPr>
+                <w:sz w:val="19"/>
+                <w:szCs w:val="19"/>
+              </w:rPr>
+              <w:t xml:space="preserve">            </w:t>
+            </w:r>
+            <w:r>
+              <w:rPr>
+                <w:rFonts w:ascii="Courier New" w:cs="Courier New" w:eastAsia="Courier New" w:hAnsi="Courier New"/>
+                <w:color w:val="1e293b"/>
+                <w:sz w:val="19"/>
+                <w:szCs w:val="19"/>
+              </w:rPr>
+              <w:t xml:space="preserve">Which year had the highest export revenue?</w:t>
             </w:r>
           </w:p>
           <w:p>
@@ -3032,7 +2890,7 @@
                 <w:sz w:val="19"/>
                 <w:szCs w:val="19"/>
               </w:rPr>
-              <w:t xml:space="preserve">  2</w:t>
+              <w:t xml:space="preserve">  2019</w:t>
             </w:r>
           </w:p>
           <w:p>
@@ -3059,7 +2917,7 @@
                 <w:sz w:val="19"/>
                 <w:szCs w:val="19"/>
               </w:rPr>
-              <w:t xml:space="preserve">  4</w:t>
+              <w:t xml:space="preserve">  2020</w:t>
             </w:r>
           </w:p>
           <w:p>
@@ -3086,7 +2944,7 @@
                 <w:sz w:val="19"/>
                 <w:szCs w:val="19"/>
               </w:rPr>
-              <w:t xml:space="preserve">  7</w:t>
+              <w:t xml:space="preserve">  2021</w:t>
             </w:r>
           </w:p>
           <w:p>
@@ -3113,7 +2971,7 @@
                 <w:sz w:val="19"/>
                 <w:szCs w:val="19"/>
               </w:rPr>
-              <w:t xml:space="preserve">  9</w:t>
+              <w:t xml:space="preserve">  2022</w:t>
             </w:r>
           </w:p>
           <w:p>
@@ -3140,7 +2998,7 @@
                 <w:sz w:val="19"/>
                 <w:szCs w:val="19"/>
               </w:rPr>
-              <w:t xml:space="preserve">  A,C</w:t>
+              <w:t xml:space="preserve">  C</w:t>
             </w:r>
           </w:p>
           <w:p>
@@ -3167,7 +3025,7 @@
                 <w:sz w:val="19"/>
                 <w:szCs w:val="19"/>
               </w:rPr>
-              <w:t xml:space="preserve">  MCQ_MULTIPLE</w:t>
+              <w:t xml:space="preserve">  MCQ_SINGLE</w:t>
             </w:r>
           </w:p>
           <w:p>
@@ -3194,7 +3052,7 @@
                 <w:sz w:val="19"/>
                 <w:szCs w:val="19"/>
               </w:rPr>
-              <w:t xml:space="preserve">  EASY</w:t>
+              <w:t xml:space="preserve">  MEDIUM</w:t>
             </w:r>
           </w:p>
           <w:p>
@@ -3248,7 +3106,7 @@
                 <w:sz w:val="19"/>
                 <w:szCs w:val="19"/>
               </w:rPr>
-              <w:t xml:space="preserve">  Quantitative Aptitude</w:t>
+              <w:t xml:space="preserve">  Data Interpretation</w:t>
             </w:r>
           </w:p>
           <w:p>
@@ -3275,34 +3133,78 @@
                 <w:sz w:val="19"/>
                 <w:szCs w:val="19"/>
               </w:rPr>
-              <w:t xml:space="preserve">  Number Theory</w:t>
-            </w:r>
-          </w:p>
-          <w:p>
-            <w:pPr>
-              <w:shd w:fill="FAFAFA" w:val="clear"/>
-              <w:spacing w:after="30" w:before="30"/>
-              <w:ind w:left="431"/>
-            </w:pPr>
-            <w:r>
-              <w:rPr>
-                <w:rFonts w:ascii="Courier New" w:cs="Courier New" w:eastAsia="Courier New" w:hAnsi="Courier New"/>
-                <w:b/>
-                <w:bCs/>
-                <w:color w:val="7C3AED"/>
-                <w:sz w:val="19"/>
-                <w:szCs w:val="19"/>
-              </w:rPr>
-              <w:t xml:space="preserve">Explanation:</w:t>
-            </w:r>
-            <w:r>
-              <w:rPr>
-                <w:rFonts w:ascii="Courier New" w:cs="Courier New" w:eastAsia="Courier New" w:hAnsi="Courier New"/>
-                <w:color w:val="6B7280"/>
-                <w:sz w:val="19"/>
-                <w:szCs w:val="19"/>
-              </w:rPr>
-              <w:t xml:space="preserve">  2 and 7 are prime numbers. 4 = 2×2, 9 = 3×3.</w:t>
+              <w:t xml:space="preserve">  Bar Charts</w:t>
+            </w:r>
+          </w:p>
+          <w:p>
+            <w:pPr>
+              <w:shd w:fill="FAFAFA" w:val="clear"/>
+              <w:spacing w:after="30" w:before="30"/>
+              <w:ind w:left="431"/>
+            </w:pPr>
+            <w:r>
+              <w:rPr>
+                <w:rFonts w:ascii="Courier New" w:cs="Courier New" w:eastAsia="Courier New" w:hAnsi="Courier New"/>
+                <w:b/>
+                <w:bCs/>
+                <w:color w:val="7C3AED"/>
+                <w:sz w:val="19"/>
+                <w:szCs w:val="19"/>
+              </w:rPr>
+              <w:t xml:space="preserve">Subtopic:</w:t>
+            </w:r>
+            <w:r>
+              <w:rPr>
+                <w:rFonts w:ascii="Courier New" w:cs="Courier New" w:eastAsia="Courier New" w:hAnsi="Courier New"/>
+                <w:color w:val="6B7280"/>
+                <w:sz w:val="19"/>
+                <w:szCs w:val="19"/>
+              </w:rPr>
+              <w:t xml:space="preserve">  Export Revenue</w:t>
+            </w:r>
+          </w:p>
+          <w:p>
+            <w:pPr>
+              <w:spacing w:after="30" w:before="30"/>
+              <w:ind w:left="431"/>
+            </w:pPr>
+            <w:r>
+              <w:rPr>
+                <w:rFonts w:ascii="Courier New" w:cs="Courier New" w:eastAsia="Courier New" w:hAnsi="Courier New"/>
+                <w:b/>
+                <w:bCs/>
+                <w:color w:val="7C3AED"/>
+                <w:sz w:val="19"/>
+                <w:szCs w:val="19"/>
+              </w:rPr>
+              <w:t xml:space="preserve">Explanation: </w:t>
+            </w:r>
+            <w:r>
+              <w:rPr>
+                <w:rFonts w:ascii="Courier New" w:cs="Courier New" w:eastAsia="Courier New" w:hAnsi="Courier New"/>
+                <w:color w:val="6B7280"/>
+                <w:sz w:val="19"/>
+                <w:szCs w:val="19"/>
+              </w:rPr>
+              <w:t xml:space="preserve"> As shown in the chart </w:t>
+            </w:r>
+            <w:r>
+              <w:rPr>
+                <w:rFonts w:ascii="Courier New" w:cs="Courier New" w:eastAsia="Courier New" w:hAnsi="Courier New"/>
+                <w:color w:val="7c3aed"/>
+                <w:sz w:val="18"/>
+                <w:szCs w:val="18"/>
+              </w:rPr>
+              <w:t xml:space="preserve">[IMAGE: https://cdn.saphala.in/questions/bar-chart-annotated.png]</w:t>
+            </w:r>
+            <w:r>
+              <w:rPr>
+                <w:rFonts w:ascii="Courier New" w:cs="Courier New" w:eastAsia="Courier New" w:hAnsi="Courier New"/>
+                <w:color w:val="6B7280"/>
+                <w:sz w:val="19"/>
+                <w:szCs w:val="19"/>
+              </w:rPr>
+              <w:t xml:space="preserve">, 2021 had the tallest bar.</w:t>
             </w:r>
           </w:p>
           <w:p>
@@ -3349,7 +3251,7 @@
         </w:rPr>
       </w:pPr>
       <w:r>
-        <w:t xml:space="preserve">Example 5 — Bilingual Question (English + Hindi)</w:t>
+        <w:t xml:space="preserve">Example 4 — Question with LaTeX Equation</w:t>
       </w:r>
     </w:p>
     <w:p>
@@ -3365,7 +3267,7 @@
           <w:sz w:val="18"/>
           <w:szCs w:val="18"/>
         </w:rPr>
-        <w:t xml:space="preserve">ℹ️  Add 'Secondary' fields for any content you want in a second language. All secondary fields are optional — omit them for English-only questions.</w:t>
+        <w:t xml:space="preserve">ℹ️  Wrap LaTeX expressions in $$ ... $$ — they render as KaTeX on the student side.</w:t>
       </w:r>
     </w:p>
     <w:p>
@@ -3451,34 +3353,7 @@
                 <w:sz w:val="19"/>
                 <w:szCs w:val="19"/>
               </w:rPr>
-              <w:t xml:space="preserve">  A train travels 360 km in 4 hours. What is its average speed?</w:t>
-            </w:r>
-          </w:p>
-          <w:p>
-            <w:pPr>
-              <w:shd w:fill="FAFAFA" w:val="clear"/>
-              <w:spacing w:after="30" w:before="30"/>
-              <w:ind w:left="431"/>
-            </w:pPr>
-            <w:r>
-              <w:rPr>
-                <w:rFonts w:ascii="Courier New" w:cs="Courier New" w:eastAsia="Courier New" w:hAnsi="Courier New"/>
-                <w:b/>
-                <w:bCs/>
-                <w:color w:val="7C3AED"/>
-                <w:sz w:val="19"/>
-                <w:szCs w:val="19"/>
-              </w:rPr>
-              <w:t xml:space="preserve">Question Secondary:</w:t>
-            </w:r>
-            <w:r>
-              <w:rPr>
-                <w:rFonts w:ascii="Courier New" w:cs="Courier New" w:eastAsia="Courier New" w:hAnsi="Courier New"/>
-                <w:color w:val="4338a0"/>
-                <w:sz w:val="19"/>
-                <w:szCs w:val="19"/>
-              </w:rPr>
-              <w:t xml:space="preserve">  एक ट्रेन 4 घंटे में 360 किमी की दूरी तय करती है। इसकी औसत गति क्या है?</w:t>
+              <w:t xml:space="preserve">  Solve: $$x^2 - 5x + 6 = 0$$. What are the roots?</w:t>
             </w:r>
           </w:p>
           <w:p>
@@ -3505,34 +3380,7 @@
                 <w:sz w:val="19"/>
                 <w:szCs w:val="19"/>
               </w:rPr>
-              <w:t xml:space="preserve">  80 km/h</w:t>
-            </w:r>
-          </w:p>
-          <w:p>
-            <w:pPr>
-              <w:shd w:fill="FAFAFA" w:val="clear"/>
-              <w:spacing w:after="30" w:before="30"/>
-              <w:ind w:left="431"/>
-            </w:pPr>
-            <w:r>
-              <w:rPr>
-                <w:rFonts w:ascii="Courier New" w:cs="Courier New" w:eastAsia="Courier New" w:hAnsi="Courier New"/>
-                <w:b/>
-                <w:bCs/>
-                <w:color w:val="7C3AED"/>
-                <w:sz w:val="19"/>
-                <w:szCs w:val="19"/>
-              </w:rPr>
-              <w:t xml:space="preserve">Option A Secondary:</w:t>
-            </w:r>
-            <w:r>
-              <w:rPr>
-                <w:rFonts w:ascii="Courier New" w:cs="Courier New" w:eastAsia="Courier New" w:hAnsi="Courier New"/>
-                <w:color w:val="4338a0"/>
-                <w:sz w:val="19"/>
-                <w:szCs w:val="19"/>
-              </w:rPr>
-              <w:t xml:space="preserve">  80 किमी/घंटा</w:t>
+              <w:t xml:space="preserve">  $$x = 1$$ and $$x = 6$$</w:t>
             </w:r>
           </w:p>
           <w:p>
@@ -3559,34 +3407,7 @@
                 <w:sz w:val="19"/>
                 <w:szCs w:val="19"/>
               </w:rPr>
-              <w:t xml:space="preserve">  90 km/h</w:t>
-            </w:r>
-          </w:p>
-          <w:p>
-            <w:pPr>
-              <w:shd w:fill="FAFAFA" w:val="clear"/>
-              <w:spacing w:after="30" w:before="30"/>
-              <w:ind w:left="431"/>
-            </w:pPr>
-            <w:r>
-              <w:rPr>
-                <w:rFonts w:ascii="Courier New" w:cs="Courier New" w:eastAsia="Courier New" w:hAnsi="Courier New"/>
-                <w:b/>
-                <w:bCs/>
-                <w:color w:val="7C3AED"/>
-                <w:sz w:val="19"/>
-                <w:szCs w:val="19"/>
-              </w:rPr>
-              <w:t xml:space="preserve">Option B Secondary:</w:t>
-            </w:r>
-            <w:r>
-              <w:rPr>
-                <w:rFonts w:ascii="Courier New" w:cs="Courier New" w:eastAsia="Courier New" w:hAnsi="Courier New"/>
-                <w:color w:val="4338a0"/>
-                <w:sz w:val="19"/>
-                <w:szCs w:val="19"/>
-              </w:rPr>
-              <w:t xml:space="preserve">  90 किमी/घंटा</w:t>
+              <w:t xml:space="preserve">  $$x = 2$$ and $$x = 3$$</w:t>
             </w:r>
           </w:p>
           <w:p>
@@ -3613,34 +3434,7 @@
                 <w:sz w:val="19"/>
                 <w:szCs w:val="19"/>
               </w:rPr>
-              <w:t xml:space="preserve">  100 km/h</w:t>
-            </w:r>
-          </w:p>
-          <w:p>
-            <w:pPr>
-              <w:shd w:fill="FAFAFA" w:val="clear"/>
-              <w:spacing w:after="30" w:before="30"/>
-              <w:ind w:left="431"/>
-            </w:pPr>
-            <w:r>
-              <w:rPr>
-                <w:rFonts w:ascii="Courier New" w:cs="Courier New" w:eastAsia="Courier New" w:hAnsi="Courier New"/>
-                <w:b/>
-                <w:bCs/>
-                <w:color w:val="7C3AED"/>
-                <w:sz w:val="19"/>
-                <w:szCs w:val="19"/>
-              </w:rPr>
-              <w:t xml:space="preserve">Option C Secondary:</w:t>
-            </w:r>
-            <w:r>
-              <w:rPr>
-                <w:rFonts w:ascii="Courier New" w:cs="Courier New" w:eastAsia="Courier New" w:hAnsi="Courier New"/>
-                <w:color w:val="4338a0"/>
-                <w:sz w:val="19"/>
-                <w:szCs w:val="19"/>
-              </w:rPr>
-              <w:t xml:space="preserve">  100 किमी/घंटा</w:t>
+              <w:t xml:space="preserve">  $$x = -2$$ and $$x = -3$$</w:t>
             </w:r>
           </w:p>
           <w:p>
@@ -3667,34 +3461,7 @@
                 <w:sz w:val="19"/>
                 <w:szCs w:val="19"/>
               </w:rPr>
-              <w:t xml:space="preserve">  120 km/h</w:t>
-            </w:r>
-          </w:p>
-          <w:p>
-            <w:pPr>
-              <w:shd w:fill="FAFAFA" w:val="clear"/>
-              <w:spacing w:after="30" w:before="30"/>
-              <w:ind w:left="431"/>
-            </w:pPr>
-            <w:r>
-              <w:rPr>
-                <w:rFonts w:ascii="Courier New" w:cs="Courier New" w:eastAsia="Courier New" w:hAnsi="Courier New"/>
-                <w:b/>
-                <w:bCs/>
-                <w:color w:val="7C3AED"/>
-                <w:sz w:val="19"/>
-                <w:szCs w:val="19"/>
-              </w:rPr>
-              <w:t xml:space="preserve">Option D Secondary:</w:t>
-            </w:r>
-            <w:r>
-              <w:rPr>
-                <w:rFonts w:ascii="Courier New" w:cs="Courier New" w:eastAsia="Courier New" w:hAnsi="Courier New"/>
-                <w:color w:val="4338a0"/>
-                <w:sz w:val="19"/>
-                <w:szCs w:val="19"/>
-              </w:rPr>
-              <w:t xml:space="preserve">  120 किमी/घंटा</w:t>
+              <w:t xml:space="preserve">  $$x = 3$$ and $$x = 4$$</w:t>
             </w:r>
           </w:p>
           <w:p>
@@ -3775,6 +3542,539 @@
                 <w:sz w:val="19"/>
                 <w:szCs w:val="19"/>
               </w:rPr>
+              <w:t xml:space="preserve">  HARD</w:t>
+            </w:r>
+          </w:p>
+          <w:p>
+            <w:pPr>
+              <w:shd w:fill="FAFAFA" w:val="clear"/>
+              <w:spacing w:after="30" w:before="30"/>
+              <w:ind w:left="431"/>
+            </w:pPr>
+            <w:r>
+              <w:rPr>
+                <w:rFonts w:ascii="Courier New" w:cs="Courier New" w:eastAsia="Courier New" w:hAnsi="Courier New"/>
+                <w:b/>
+                <w:bCs/>
+                <w:color w:val="7C3AED"/>
+                <w:sz w:val="19"/>
+                <w:szCs w:val="19"/>
+              </w:rPr>
+              <w:t xml:space="preserve">Category:</w:t>
+            </w:r>
+            <w:r>
+              <w:rPr>
+                <w:rFonts w:ascii="Courier New" w:cs="Courier New" w:eastAsia="Courier New" w:hAnsi="Courier New"/>
+                <w:color w:val="6B7280"/>
+                <w:sz w:val="19"/>
+                <w:szCs w:val="19"/>
+              </w:rPr>
+              <w:t xml:space="preserve">  Banking</w:t>
+            </w:r>
+          </w:p>
+          <w:p>
+            <w:pPr>
+              <w:shd w:fill="FAFAFA" w:val="clear"/>
+              <w:spacing w:after="30" w:before="30"/>
+              <w:ind w:left="431"/>
+            </w:pPr>
+            <w:r>
+              <w:rPr>
+                <w:rFonts w:ascii="Courier New" w:cs="Courier New" w:eastAsia="Courier New" w:hAnsi="Courier New"/>
+                <w:b/>
+                <w:bCs/>
+                <w:color w:val="7C3AED"/>
+                <w:sz w:val="19"/>
+                <w:szCs w:val="19"/>
+              </w:rPr>
+              <w:t xml:space="preserve">Subject:</w:t>
+            </w:r>
+            <w:r>
+              <w:rPr>
+                <w:rFonts w:ascii="Courier New" w:cs="Courier New" w:eastAsia="Courier New" w:hAnsi="Courier New"/>
+                <w:color w:val="6B7280"/>
+                <w:sz w:val="19"/>
+                <w:szCs w:val="19"/>
+              </w:rPr>
+              <w:t xml:space="preserve">  Quantitative Aptitude</w:t>
+            </w:r>
+          </w:p>
+          <w:p>
+            <w:pPr>
+              <w:shd w:fill="FAFAFA" w:val="clear"/>
+              <w:spacing w:after="30" w:before="30"/>
+              <w:ind w:left="431"/>
+            </w:pPr>
+            <w:r>
+              <w:rPr>
+                <w:rFonts w:ascii="Courier New" w:cs="Courier New" w:eastAsia="Courier New" w:hAnsi="Courier New"/>
+                <w:b/>
+                <w:bCs/>
+                <w:color w:val="7C3AED"/>
+                <w:sz w:val="19"/>
+                <w:szCs w:val="19"/>
+              </w:rPr>
+              <w:t xml:space="preserve">Topic:</w:t>
+            </w:r>
+            <w:r>
+              <w:rPr>
+                <w:rFonts w:ascii="Courier New" w:cs="Courier New" w:eastAsia="Courier New" w:hAnsi="Courier New"/>
+                <w:color w:val="6B7280"/>
+                <w:sz w:val="19"/>
+                <w:szCs w:val="19"/>
+              </w:rPr>
+              <w:t xml:space="preserve">  Algebra</w:t>
+            </w:r>
+          </w:p>
+          <w:p>
+            <w:pPr>
+              <w:shd w:fill="FAFAFA" w:val="clear"/>
+              <w:spacing w:after="30" w:before="30"/>
+              <w:ind w:left="431"/>
+            </w:pPr>
+            <w:r>
+              <w:rPr>
+                <w:rFonts w:ascii="Courier New" w:cs="Courier New" w:eastAsia="Courier New" w:hAnsi="Courier New"/>
+                <w:b/>
+                <w:bCs/>
+                <w:color w:val="7C3AED"/>
+                <w:sz w:val="19"/>
+                <w:szCs w:val="19"/>
+              </w:rPr>
+              <w:t xml:space="preserve">Subtopic:</w:t>
+            </w:r>
+            <w:r>
+              <w:rPr>
+                <w:rFonts w:ascii="Courier New" w:cs="Courier New" w:eastAsia="Courier New" w:hAnsi="Courier New"/>
+                <w:color w:val="6B7280"/>
+                <w:sz w:val="19"/>
+                <w:szCs w:val="19"/>
+              </w:rPr>
+              <w:t xml:space="preserve">  Quadratic Equations</w:t>
+            </w:r>
+          </w:p>
+          <w:p>
+            <w:pPr>
+              <w:shd w:fill="FAFAFA" w:val="clear"/>
+              <w:spacing w:after="30" w:before="30"/>
+              <w:ind w:left="431"/>
+            </w:pPr>
+            <w:r>
+              <w:rPr>
+                <w:rFonts w:ascii="Courier New" w:cs="Courier New" w:eastAsia="Courier New" w:hAnsi="Courier New"/>
+                <w:b/>
+                <w:bCs/>
+                <w:color w:val="7C3AED"/>
+                <w:sz w:val="19"/>
+                <w:szCs w:val="19"/>
+              </w:rPr>
+              <w:t xml:space="preserve">Tags:</w:t>
+            </w:r>
+            <w:r>
+              <w:rPr>
+                <w:rFonts w:ascii="Courier New" w:cs="Courier New" w:eastAsia="Courier New" w:hAnsi="Courier New"/>
+                <w:color w:val="6B7280"/>
+                <w:sz w:val="19"/>
+                <w:szCs w:val="19"/>
+              </w:rPr>
+              <w:t xml:space="preserve">  source:SBI_PO_2024</w:t>
+            </w:r>
+          </w:p>
+          <w:p>
+            <w:pPr>
+              <w:shd w:fill="FAFAFA" w:val="clear"/>
+              <w:spacing w:after="30" w:before="30"/>
+              <w:ind w:left="431"/>
+            </w:pPr>
+            <w:r>
+              <w:rPr>
+                <w:rFonts w:ascii="Courier New" w:cs="Courier New" w:eastAsia="Courier New" w:hAnsi="Courier New"/>
+                <w:b/>
+                <w:bCs/>
+                <w:color w:val="7C3AED"/>
+                <w:sz w:val="19"/>
+                <w:szCs w:val="19"/>
+              </w:rPr>
+              <w:t xml:space="preserve">Marks:</w:t>
+            </w:r>
+            <w:r>
+              <w:rPr>
+                <w:rFonts w:ascii="Courier New" w:cs="Courier New" w:eastAsia="Courier New" w:hAnsi="Courier New"/>
+                <w:color w:val="6B7280"/>
+                <w:sz w:val="19"/>
+                <w:szCs w:val="19"/>
+              </w:rPr>
+              <w:t xml:space="preserve">  2</w:t>
+            </w:r>
+          </w:p>
+          <w:p>
+            <w:pPr>
+              <w:shd w:fill="FAFAFA" w:val="clear"/>
+              <w:spacing w:after="30" w:before="30"/>
+              <w:ind w:left="431"/>
+            </w:pPr>
+            <w:r>
+              <w:rPr>
+                <w:rFonts w:ascii="Courier New" w:cs="Courier New" w:eastAsia="Courier New" w:hAnsi="Courier New"/>
+                <w:b/>
+                <w:bCs/>
+                <w:color w:val="7C3AED"/>
+                <w:sz w:val="19"/>
+                <w:szCs w:val="19"/>
+              </w:rPr>
+              <w:t xml:space="preserve">Negative Marks:</w:t>
+            </w:r>
+            <w:r>
+              <w:rPr>
+                <w:rFonts w:ascii="Courier New" w:cs="Courier New" w:eastAsia="Courier New" w:hAnsi="Courier New"/>
+                <w:color w:val="6B7280"/>
+                <w:sz w:val="19"/>
+                <w:szCs w:val="19"/>
+              </w:rPr>
+              <w:t xml:space="preserve">  0.66</w:t>
+            </w:r>
+          </w:p>
+          <w:p>
+            <w:pPr>
+              <w:shd w:fill="FAFAFA" w:val="clear"/>
+              <w:spacing w:after="30" w:before="30"/>
+              <w:ind w:left="431"/>
+            </w:pPr>
+            <w:r>
+              <w:rPr>
+                <w:rFonts w:ascii="Courier New" w:cs="Courier New" w:eastAsia="Courier New" w:hAnsi="Courier New"/>
+                <w:b/>
+                <w:bCs/>
+                <w:color w:val="7C3AED"/>
+                <w:sz w:val="19"/>
+                <w:szCs w:val="19"/>
+              </w:rPr>
+              <w:t xml:space="preserve">Explanation:</w:t>
+            </w:r>
+            <w:r>
+              <w:rPr>
+                <w:rFonts w:ascii="Courier New" w:cs="Courier New" w:eastAsia="Courier New" w:hAnsi="Courier New"/>
+                <w:color w:val="6B7280"/>
+                <w:sz w:val="19"/>
+                <w:szCs w:val="19"/>
+              </w:rPr>
+              <w:t xml:space="preserve">  Factorising: $$(x-2)(x-3) = 0$$, so $$x = 2$$ or $$x = 3$$.</w:t>
+            </w:r>
+          </w:p>
+          <w:p>
+            <w:pPr>
+              <w:shd w:fill="FAFAFA" w:val="clear"/>
+              <w:spacing w:after="30" w:before="30"/>
+              <w:ind w:left="431"/>
+            </w:pPr>
+            <w:r>
+              <w:rPr>
+                <w:rFonts w:ascii="Courier New" w:cs="Courier New" w:eastAsia="Courier New" w:hAnsi="Courier New"/>
+                <w:b/>
+                <w:bCs/>
+                <w:color w:val="7C3AED"/>
+                <w:sz w:val="19"/>
+                <w:szCs w:val="19"/>
+              </w:rPr>
+              <w:t xml:space="preserve">END_QUESTION</w:t>
+            </w:r>
+            <w:r>
+              <w:rPr>
+                <w:rFonts w:ascii="Courier New" w:cs="Courier New" w:eastAsia="Courier New" w:hAnsi="Courier New"/>
+                <w:color w:val="6B7280"/>
+                <w:sz w:val="19"/>
+                <w:szCs w:val="19"/>
+              </w:rPr>
+              <w:t xml:space="preserve"> </w:t>
+            </w:r>
+          </w:p>
+        </w:tc>
+      </w:tr>
+    </w:tbl>
+    <w:p>
+      <w:pPr>
+        <w:spacing w:after="60" w:before="60"/>
+      </w:pPr>
+    </w:p>
+    <w:p>
+      <w:pPr>
+        <w:pStyle w:val="Heading2"/>
+        <w:spacing w:after="80" w:before="240"/>
+        <w:rPr>
+          <w:color w:val="1D4ED8"/>
+        </w:rPr>
+      </w:pPr>
+      <w:r>
+        <w:t xml:space="preserve">Example 5 — Multiple-Correct MCQ</w:t>
+      </w:r>
+    </w:p>
+    <w:tbl>
+      <w:tblPr>
+        <w:tblW w:type="pct" w:w="100%"/>
+        <w:tblBorders>
+          <w:top w:val="single" w:color="auto" w:sz="4"/>
+          <w:left w:val="single" w:color="auto" w:sz="4"/>
+          <w:bottom w:val="single" w:color="auto" w:sz="4"/>
+          <w:right w:val="single" w:color="auto" w:sz="4"/>
+          <w:insideH w:val="single" w:color="auto" w:sz="4"/>
+          <w:insideV w:val="single" w:color="auto" w:sz="4"/>
+        </w:tblBorders>
+      </w:tblPr>
+      <w:tblGrid>
+        <w:gridCol w:w="100"/>
+      </w:tblGrid>
+      <w:tr>
+        <w:tc>
+          <w:tcPr>
+            <w:tcW w:type="pct" w:w="100%"/>
+            <w:tcBorders>
+              <w:top w:val="single" w:color="7C3AED" w:sz="2"/>
+              <w:left w:val="single" w:color="7C3AED" w:sz="2"/>
+              <w:bottom w:val="single" w:color="7C3AED" w:sz="2"/>
+              <w:right w:val="single" w:color="7C3AED" w:sz="2"/>
+            </w:tcBorders>
+            <w:shd w:fill="F8F4FF" w:val="clear"/>
+          </w:tcPr>
+          <w:p>
+            <w:pPr>
+              <w:shd w:fill="FAFAFA" w:val="clear"/>
+              <w:spacing w:after="30" w:before="30"/>
+              <w:ind w:left="431"/>
+            </w:pPr>
+            <w:r>
+              <w:rPr>
+                <w:rFonts w:ascii="Courier New" w:cs="Courier New" w:eastAsia="Courier New" w:hAnsi="Courier New"/>
+                <w:b/>
+                <w:bCs/>
+                <w:color w:val="7C3AED"/>
+                <w:sz w:val="19"/>
+                <w:szCs w:val="19"/>
+              </w:rPr>
+              <w:t xml:space="preserve">QUESTION</w:t>
+            </w:r>
+            <w:r>
+              <w:rPr>
+                <w:rFonts w:ascii="Courier New" w:cs="Courier New" w:eastAsia="Courier New" w:hAnsi="Courier New"/>
+                <w:color w:val="6B7280"/>
+                <w:sz w:val="19"/>
+                <w:szCs w:val="19"/>
+              </w:rPr>
+              <w:t xml:space="preserve"> </w:t>
+            </w:r>
+          </w:p>
+          <w:p>
+            <w:pPr>
+              <w:shd w:fill="FAFAFA" w:val="clear"/>
+              <w:spacing w:after="30" w:before="30"/>
+              <w:ind w:left="431"/>
+            </w:pPr>
+            <w:r>
+              <w:rPr>
+                <w:rFonts w:ascii="Courier New" w:cs="Courier New" w:eastAsia="Courier New" w:hAnsi="Courier New"/>
+                <w:b/>
+                <w:bCs/>
+                <w:color w:val="7C3AED"/>
+                <w:sz w:val="19"/>
+                <w:szCs w:val="19"/>
+              </w:rPr>
+              <w:t xml:space="preserve">Question:</w:t>
+            </w:r>
+            <w:r>
+              <w:rPr>
+                <w:rFonts w:ascii="Courier New" w:cs="Courier New" w:eastAsia="Courier New" w:hAnsi="Courier New"/>
+                <w:color w:val="1e293b"/>
+                <w:sz w:val="19"/>
+                <w:szCs w:val="19"/>
+              </w:rPr>
+              <w:t xml:space="preserve">  Which of the following are prime numbers?</w:t>
+            </w:r>
+          </w:p>
+          <w:p>
+            <w:pPr>
+              <w:shd w:fill="FAFAFA" w:val="clear"/>
+              <w:spacing w:after="30" w:before="30"/>
+              <w:ind w:left="431"/>
+            </w:pPr>
+            <w:r>
+              <w:rPr>
+                <w:rFonts w:ascii="Courier New" w:cs="Courier New" w:eastAsia="Courier New" w:hAnsi="Courier New"/>
+                <w:b/>
+                <w:bCs/>
+                <w:color w:val="7C3AED"/>
+                <w:sz w:val="19"/>
+                <w:szCs w:val="19"/>
+              </w:rPr>
+              <w:t xml:space="preserve">Option A:</w:t>
+            </w:r>
+            <w:r>
+              <w:rPr>
+                <w:rFonts w:ascii="Courier New" w:cs="Courier New" w:eastAsia="Courier New" w:hAnsi="Courier New"/>
+                <w:color w:val="1e293b"/>
+                <w:sz w:val="19"/>
+                <w:szCs w:val="19"/>
+              </w:rPr>
+              <w:t xml:space="preserve">  2</w:t>
+            </w:r>
+          </w:p>
+          <w:p>
+            <w:pPr>
+              <w:shd w:fill="FAFAFA" w:val="clear"/>
+              <w:spacing w:after="30" w:before="30"/>
+              <w:ind w:left="431"/>
+            </w:pPr>
+            <w:r>
+              <w:rPr>
+                <w:rFonts w:ascii="Courier New" w:cs="Courier New" w:eastAsia="Courier New" w:hAnsi="Courier New"/>
+                <w:b/>
+                <w:bCs/>
+                <w:color w:val="7C3AED"/>
+                <w:sz w:val="19"/>
+                <w:szCs w:val="19"/>
+              </w:rPr>
+              <w:t xml:space="preserve">Option B:</w:t>
+            </w:r>
+            <w:r>
+              <w:rPr>
+                <w:rFonts w:ascii="Courier New" w:cs="Courier New" w:eastAsia="Courier New" w:hAnsi="Courier New"/>
+                <w:color w:val="1e293b"/>
+                <w:sz w:val="19"/>
+                <w:szCs w:val="19"/>
+              </w:rPr>
+              <w:t xml:space="preserve">  4</w:t>
+            </w:r>
+          </w:p>
+          <w:p>
+            <w:pPr>
+              <w:shd w:fill="FAFAFA" w:val="clear"/>
+              <w:spacing w:after="30" w:before="30"/>
+              <w:ind w:left="431"/>
+            </w:pPr>
+            <w:r>
+              <w:rPr>
+                <w:rFonts w:ascii="Courier New" w:cs="Courier New" w:eastAsia="Courier New" w:hAnsi="Courier New"/>
+                <w:b/>
+                <w:bCs/>
+                <w:color w:val="7C3AED"/>
+                <w:sz w:val="19"/>
+                <w:szCs w:val="19"/>
+              </w:rPr>
+              <w:t xml:space="preserve">Option C:</w:t>
+            </w:r>
+            <w:r>
+              <w:rPr>
+                <w:rFonts w:ascii="Courier New" w:cs="Courier New" w:eastAsia="Courier New" w:hAnsi="Courier New"/>
+                <w:color w:val="1e293b"/>
+                <w:sz w:val="19"/>
+                <w:szCs w:val="19"/>
+              </w:rPr>
+              <w:t xml:space="preserve">  7</w:t>
+            </w:r>
+          </w:p>
+          <w:p>
+            <w:pPr>
+              <w:shd w:fill="FAFAFA" w:val="clear"/>
+              <w:spacing w:after="30" w:before="30"/>
+              <w:ind w:left="431"/>
+            </w:pPr>
+            <w:r>
+              <w:rPr>
+                <w:rFonts w:ascii="Courier New" w:cs="Courier New" w:eastAsia="Courier New" w:hAnsi="Courier New"/>
+                <w:b/>
+                <w:bCs/>
+                <w:color w:val="7C3AED"/>
+                <w:sz w:val="19"/>
+                <w:szCs w:val="19"/>
+              </w:rPr>
+              <w:t xml:space="preserve">Option D:</w:t>
+            </w:r>
+            <w:r>
+              <w:rPr>
+                <w:rFonts w:ascii="Courier New" w:cs="Courier New" w:eastAsia="Courier New" w:hAnsi="Courier New"/>
+                <w:color w:val="1e293b"/>
+                <w:sz w:val="19"/>
+                <w:szCs w:val="19"/>
+              </w:rPr>
+              <w:t xml:space="preserve">  9</w:t>
+            </w:r>
+          </w:p>
+          <w:p>
+            <w:pPr>
+              <w:shd w:fill="FAFAFA" w:val="clear"/>
+              <w:spacing w:after="30" w:before="30"/>
+              <w:ind w:left="431"/>
+            </w:pPr>
+            <w:r>
+              <w:rPr>
+                <w:rFonts w:ascii="Courier New" w:cs="Courier New" w:eastAsia="Courier New" w:hAnsi="Courier New"/>
+                <w:b/>
+                <w:bCs/>
+                <w:color w:val="7C3AED"/>
+                <w:sz w:val="19"/>
+                <w:szCs w:val="19"/>
+              </w:rPr>
+              <w:t xml:space="preserve">Correct Answer:</w:t>
+            </w:r>
+            <w:r>
+              <w:rPr>
+                <w:rFonts w:ascii="Courier New" w:cs="Courier New" w:eastAsia="Courier New" w:hAnsi="Courier New"/>
+                <w:color w:val="065F46"/>
+                <w:sz w:val="19"/>
+                <w:szCs w:val="19"/>
+              </w:rPr>
+              <w:t xml:space="preserve">  A,C</w:t>
+            </w:r>
+          </w:p>
+          <w:p>
+            <w:pPr>
+              <w:shd w:fill="FAFAFA" w:val="clear"/>
+              <w:spacing w:after="30" w:before="30"/>
+              <w:ind w:left="431"/>
+            </w:pPr>
+            <w:r>
+              <w:rPr>
+                <w:rFonts w:ascii="Courier New" w:cs="Courier New" w:eastAsia="Courier New" w:hAnsi="Courier New"/>
+                <w:b/>
+                <w:bCs/>
+                <w:color w:val="7C3AED"/>
+                <w:sz w:val="19"/>
+                <w:szCs w:val="19"/>
+              </w:rPr>
+              <w:t xml:space="preserve">Type:</w:t>
+            </w:r>
+            <w:r>
+              <w:rPr>
+                <w:rFonts w:ascii="Courier New" w:cs="Courier New" w:eastAsia="Courier New" w:hAnsi="Courier New"/>
+                <w:color w:val="6B7280"/>
+                <w:sz w:val="19"/>
+                <w:szCs w:val="19"/>
+              </w:rPr>
+              <w:t xml:space="preserve">  MCQ_MULTIPLE</w:t>
+            </w:r>
+          </w:p>
+          <w:p>
+            <w:pPr>
+              <w:shd w:fill="FAFAFA" w:val="clear"/>
+              <w:spacing w:after="30" w:before="30"/>
+              <w:ind w:left="431"/>
+            </w:pPr>
+            <w:r>
+              <w:rPr>
+                <w:rFonts w:ascii="Courier New" w:cs="Courier New" w:eastAsia="Courier New" w:hAnsi="Courier New"/>
+                <w:b/>
+                <w:bCs/>
+                <w:color w:val="7C3AED"/>
+                <w:sz w:val="19"/>
+                <w:szCs w:val="19"/>
+              </w:rPr>
+              <w:t xml:space="preserve">Difficulty:</w:t>
+            </w:r>
+            <w:r>
+              <w:rPr>
+                <w:rFonts w:ascii="Courier New" w:cs="Courier New" w:eastAsia="Courier New" w:hAnsi="Courier New"/>
+                <w:color w:val="6B7280"/>
+                <w:sz w:val="19"/>
+                <w:szCs w:val="19"/>
+              </w:rPr>
               <w:t xml:space="preserve">  EASY</w:t>
             </w:r>
           </w:p>
@@ -3856,7 +4156,7 @@
                 <w:sz w:val="19"/>
                 <w:szCs w:val="19"/>
               </w:rPr>
-              <w:t xml:space="preserve">  Speed, Distance &amp; Time</w:t>
+              <w:t xml:space="preserve">  Number Theory</w:t>
             </w:r>
           </w:p>
           <w:p>
@@ -3883,34 +4183,7 @@
                 <w:sz w:val="19"/>
                 <w:szCs w:val="19"/>
               </w:rPr>
-              <w:t xml:space="preserve">  Speed = Distance ÷ Time = 360 ÷ 4 = 90 km/h.</w:t>
-            </w:r>
-          </w:p>
-          <w:p>
-            <w:pPr>
-              <w:shd w:fill="FAFAFA" w:val="clear"/>
-              <w:spacing w:after="30" w:before="30"/>
-              <w:ind w:left="431"/>
-            </w:pPr>
-            <w:r>
-              <w:rPr>
-                <w:rFonts w:ascii="Courier New" w:cs="Courier New" w:eastAsia="Courier New" w:hAnsi="Courier New"/>
-                <w:b/>
-                <w:bCs/>
-                <w:color w:val="7C3AED"/>
-                <w:sz w:val="19"/>
-                <w:szCs w:val="19"/>
-              </w:rPr>
-              <w:t xml:space="preserve">Explanation Secondary:</w:t>
-            </w:r>
-            <w:r>
-              <w:rPr>
-                <w:rFonts w:ascii="Courier New" w:cs="Courier New" w:eastAsia="Courier New" w:hAnsi="Courier New"/>
-                <w:color w:val="4338a0"/>
-                <w:sz w:val="19"/>
-                <w:szCs w:val="19"/>
-              </w:rPr>
-              <w:t xml:space="preserve">  गति = दूरी ÷ समय = 360 ÷ 4 = 90 किमी/घंटा।</w:t>
+              <w:t xml:space="preserve">  2 and 7 are prime numbers. 4 = 2×2, 9 = 3×3.</w:t>
             </w:r>
           </w:p>
           <w:p>

--- a/public/downloads/saphala_single_question_template_v3.docx
+++ b/public/downloads/saphala_single_question_template_v3.docx
@@ -446,7 +446,7 @@
                 <w:sz w:val="17"/>
                 <w:szCs w:val="17"/>
               </w:rPr>
-              <w:t xml:space="preserve">Marks the start of a question block</w:t>
+              <w:t xml:space="preserve">Marks the start of a new question block</w:t>
             </w:r>
           </w:p>
         </w:tc>
@@ -484,7 +484,7 @@
                 <w:sz w:val="17"/>
                 <w:szCs w:val="17"/>
               </w:rPr>
-              <w:t xml:space="preserve">Primary-language question stem (rich text + [IMAGE: URL] supported)</w:t>
+              <w:t xml:space="preserve">Question Stem — Primary Language (rich text + [IMAGE: URL] supported)</w:t>
             </w:r>
           </w:p>
         </w:tc>
@@ -522,7 +522,7 @@
                 <w:sz w:val="17"/>
                 <w:szCs w:val="17"/>
               </w:rPr>
-              <w:t xml:space="preserve">Secondary-language question stem (bilingual). Leave blank for English-only.</w:t>
+              <w:t xml:space="preserve">Question Stem — Secondary Language (e.g. Hindi, Telugu). Omit for English-only.</w:t>
             </w:r>
           </w:p>
         </w:tc>
@@ -560,7 +560,7 @@
                 <w:sz w:val="17"/>
                 <w:szCs w:val="17"/>
               </w:rPr>
-              <w:t xml:space="preserve">Primary-language option text (* required for MCQ types)</w:t>
+              <w:t xml:space="preserve">Option A — Primary Language (* required for MCQ types)</w:t>
             </w:r>
           </w:p>
         </w:tc>
@@ -598,7 +598,7 @@
                 <w:sz w:val="17"/>
                 <w:szCs w:val="17"/>
               </w:rPr>
-              <w:t xml:space="preserve">Secondary-language translation of Option A</w:t>
+              <w:t xml:space="preserve">Option A — Secondary Language (optional translation)</w:t>
             </w:r>
           </w:p>
         </w:tc>
@@ -636,7 +636,7 @@
                 <w:sz w:val="17"/>
                 <w:szCs w:val="17"/>
               </w:rPr>
-              <w:t xml:space="preserve">Primary-language option text</w:t>
+              <w:t xml:space="preserve">Option B — Primary Language</w:t>
             </w:r>
           </w:p>
         </w:tc>
@@ -674,7 +674,7 @@
                 <w:sz w:val="17"/>
                 <w:szCs w:val="17"/>
               </w:rPr>
-              <w:t xml:space="preserve">Secondary-language translation of Option B</w:t>
+              <w:t xml:space="preserve">Option B — Secondary Language (optional translation)</w:t>
             </w:r>
           </w:p>
         </w:tc>
@@ -712,7 +712,7 @@
                 <w:sz w:val="17"/>
                 <w:szCs w:val="17"/>
               </w:rPr>
-              <w:t xml:space="preserve">Primary-language option text</w:t>
+              <w:t xml:space="preserve">Option C — Primary Language</w:t>
             </w:r>
           </w:p>
         </w:tc>
@@ -750,7 +750,7 @@
                 <w:sz w:val="17"/>
                 <w:szCs w:val="17"/>
               </w:rPr>
-              <w:t xml:space="preserve">Secondary-language translation of Option C</w:t>
+              <w:t xml:space="preserve">Option C — Secondary Language (optional translation)</w:t>
             </w:r>
           </w:p>
         </w:tc>
@@ -788,7 +788,7 @@
                 <w:sz w:val="17"/>
                 <w:szCs w:val="17"/>
               </w:rPr>
-              <w:t xml:space="preserve">Primary-language option text</w:t>
+              <w:t xml:space="preserve">Option D — Primary Language</w:t>
             </w:r>
           </w:p>
         </w:tc>
@@ -826,7 +826,7 @@
                 <w:sz w:val="17"/>
                 <w:szCs w:val="17"/>
               </w:rPr>
-              <w:t xml:space="preserve">Secondary-language translation of Option D</w:t>
+              <w:t xml:space="preserve">Option D — Secondary Language (optional translation)</w:t>
             </w:r>
           </w:p>
         </w:tc>
@@ -864,7 +864,7 @@
                 <w:sz w:val="17"/>
                 <w:szCs w:val="17"/>
               </w:rPr>
-              <w:t xml:space="preserve">Letter(s): A, B, C or D. Multiple: A,C</w:t>
+              <w:t xml:space="preserve">Letter(s): A, B, C or D. Multiple correct: A,C</w:t>
             </w:r>
           </w:p>
         </w:tc>
@@ -1130,7 +1130,7 @@
                 <w:sz w:val="17"/>
                 <w:szCs w:val="17"/>
               </w:rPr>
-              <w:t xml:space="preserve">Primary-language solution / explanation (rich text + [IMAGE: URL] supported)</w:t>
+              <w:t xml:space="preserve">Explanation (Primary Language) — rich text + [IMAGE: URL] supported</w:t>
             </w:r>
           </w:p>
         </w:tc>
@@ -1168,7 +1168,7 @@
                 <w:sz w:val="17"/>
                 <w:szCs w:val="17"/>
               </w:rPr>
-              <w:t xml:space="preserve">Secondary-language translation of the explanation</w:t>
+              <w:t xml:space="preserve">Explanation — Secondary Language (optional translation)</w:t>
             </w:r>
           </w:p>
         </w:tc>
@@ -1206,7 +1206,7 @@
                 <w:sz w:val="17"/>
                 <w:szCs w:val="17"/>
               </w:rPr>
-              <w:t xml:space="preserve">Comma-separated tags (e.g. source:SBI_PO_2024)</w:t>
+              <w:t xml:space="preserve">Comma-separated tags (e.g. source:SBI_PO_2024, kinematics, newton)</w:t>
             </w:r>
           </w:p>
         </w:tc>
@@ -1244,7 +1244,7 @@
                 <w:sz w:val="17"/>
                 <w:szCs w:val="17"/>
               </w:rPr>
-              <w:t xml:space="preserve">Marks awarded (default: 1)</w:t>
+              <w:t xml:space="preserve">Marks awarded for correct answer (default: 1)</w:t>
             </w:r>
           </w:p>
         </w:tc>
@@ -1421,7 +1421,7 @@
           <w:sz w:val="20"/>
           <w:szCs w:val="20"/>
         </w:rPr>
-        <w:t xml:space="preserve">To add a second language (e.g. Hindi, Marathi, Telugu …) simply include the matching 'Secondary' field directly after the primary one:</w:t>
+        <w:t xml:space="preserve">Place each Secondary field immediately after its primary counterpart, matching the form layout:</w:t>
       </w:r>
     </w:p>
     <w:p>
@@ -1480,7 +1480,7 @@
                 <w:sz w:val="19"/>
                 <w:szCs w:val="19"/>
               </w:rPr>
-              <w:t xml:space="preserve">  Primary-language text here</w:t>
+              <w:t xml:space="preserve">  Question Stem — Primary Language</w:t>
             </w:r>
           </w:p>
           <w:p>
@@ -1507,7 +1507,7 @@
                 <w:sz w:val="19"/>
                 <w:szCs w:val="19"/>
               </w:rPr>
-              <w:t xml:space="preserve">  Secondary-language text here  ← optional</w:t>
+              <w:t xml:space="preserve">  Question Stem — Secondary Language (e.g. Telugu, Hindi)  ← optional</w:t>
             </w:r>
           </w:p>
           <w:p>
@@ -1534,7 +1534,7 @@
                 <w:sz w:val="19"/>
                 <w:szCs w:val="19"/>
               </w:rPr>
-              <w:t xml:space="preserve">  Option in primary language</w:t>
+              <w:t xml:space="preserve">  Option A — Primary Language</w:t>
             </w:r>
           </w:p>
           <w:p>
@@ -1561,7 +1561,61 @@
                 <w:sz w:val="19"/>
                 <w:szCs w:val="19"/>
               </w:rPr>
-              <w:t xml:space="preserve">  Option in secondary language  ← optional</w:t>
+              <w:t xml:space="preserve">  Option A — Secondary Language  ← optional</w:t>
+            </w:r>
+          </w:p>
+          <w:p>
+            <w:pPr>
+              <w:shd w:fill="FAFAFA" w:val="clear"/>
+              <w:spacing w:after="30" w:before="30"/>
+              <w:ind w:left="431"/>
+            </w:pPr>
+            <w:r>
+              <w:rPr>
+                <w:rFonts w:ascii="Courier New" w:cs="Courier New" w:eastAsia="Courier New" w:hAnsi="Courier New"/>
+                <w:b/>
+                <w:bCs/>
+                <w:color w:val="7C3AED"/>
+                <w:sz w:val="19"/>
+                <w:szCs w:val="19"/>
+              </w:rPr>
+              <w:t xml:space="preserve">Option B:</w:t>
+            </w:r>
+            <w:r>
+              <w:rPr>
+                <w:rFonts w:ascii="Courier New" w:cs="Courier New" w:eastAsia="Courier New" w:hAnsi="Courier New"/>
+                <w:color w:val="1e293b"/>
+                <w:sz w:val="19"/>
+                <w:szCs w:val="19"/>
+              </w:rPr>
+              <w:t xml:space="preserve">  Option B — Primary Language</w:t>
+            </w:r>
+          </w:p>
+          <w:p>
+            <w:pPr>
+              <w:shd w:fill="FAFAFA" w:val="clear"/>
+              <w:spacing w:after="30" w:before="30"/>
+              <w:ind w:left="431"/>
+            </w:pPr>
+            <w:r>
+              <w:rPr>
+                <w:rFonts w:ascii="Courier New" w:cs="Courier New" w:eastAsia="Courier New" w:hAnsi="Courier New"/>
+                <w:b/>
+                <w:bCs/>
+                <w:color w:val="7C3AED"/>
+                <w:sz w:val="19"/>
+                <w:szCs w:val="19"/>
+              </w:rPr>
+              <w:t xml:space="preserve">Option B Secondary:</w:t>
+            </w:r>
+            <w:r>
+              <w:rPr>
+                <w:rFonts w:ascii="Courier New" w:cs="Courier New" w:eastAsia="Courier New" w:hAnsi="Courier New"/>
+                <w:color w:val="4338a0"/>
+                <w:sz w:val="19"/>
+                <w:szCs w:val="19"/>
+              </w:rPr>
+              <w:t xml:space="preserve">  Option B — Secondary Language  ← optional</w:t>
             </w:r>
           </w:p>
           <w:p>
@@ -1588,7 +1642,7 @@
                 <w:sz w:val="19"/>
                 <w:szCs w:val="19"/>
               </w:rPr>
-              <w:t xml:space="preserve">  Primary-language explanation</w:t>
+              <w:t xml:space="preserve">  Explanation — Primary Language</w:t>
             </w:r>
           </w:p>
           <w:p>
@@ -1615,7 +1669,7 @@
                 <w:sz w:val="19"/>
                 <w:szCs w:val="19"/>
               </w:rPr>
-              <w:t xml:space="preserve">  Secondary-language explanation  ← optional</w:t>
+              <w:t xml:space="preserve">  Explanation — Secondary Language  ← optional</w:t>
             </w:r>
           </w:p>
         </w:tc>
@@ -1639,7 +1693,7 @@
           <w:sz w:val="18"/>
           <w:szCs w:val="18"/>
         </w:rPr>
-        <w:t xml:space="preserve">ℹ️  You can add Secondary fields for any combination: just stem, just options, or the full set. Any field without a Secondary counterpart will simply show the primary language.</w:t>
+        <w:t xml:space="preserve">ℹ️  You can include Secondary fields for any subset: just the stem, just options, or just the explanation. Omitting any Secondary field is never an error.</w:t>
       </w:r>
     </w:p>
     <w:p>

--- a/public/downloads/saphala_single_question_template_v3.docx
+++ b/public/downloads/saphala_single_question_template_v3.docx
@@ -2690,6 +2690,33 @@
                 <w:sz w:val="19"/>
                 <w:szCs w:val="19"/>
               </w:rPr>
+              <w:t xml:space="preserve">Subtopic:</w:t>
+            </w:r>
+            <w:r>
+              <w:rPr>
+                <w:rFonts w:ascii="Courier New" w:cs="Courier New" w:eastAsia="Courier New" w:hAnsi="Courier New"/>
+                <w:color w:val="6B7280"/>
+                <w:sz w:val="19"/>
+                <w:szCs w:val="19"/>
+              </w:rPr>
+              <w:t xml:space="preserve">  Average Speed Problems</w:t>
+            </w:r>
+          </w:p>
+          <w:p>
+            <w:pPr>
+              <w:shd w:fill="FAFAFA" w:val="clear"/>
+              <w:spacing w:after="30" w:before="30"/>
+              <w:ind w:left="431"/>
+            </w:pPr>
+            <w:r>
+              <w:rPr>
+                <w:rFonts w:ascii="Courier New" w:cs="Courier New" w:eastAsia="Courier New" w:hAnsi="Courier New"/>
+                <w:b/>
+                <w:bCs/>
+                <w:color w:val="7C3AED"/>
+                <w:sz w:val="19"/>
+                <w:szCs w:val="19"/>
+              </w:rPr>
               <w:t xml:space="preserve">Explanation:</w:t>
             </w:r>
             <w:r>
@@ -4211,6 +4238,33 @@
                 <w:szCs w:val="19"/>
               </w:rPr>
               <w:t xml:space="preserve">  Number Theory</w:t>
+            </w:r>
+          </w:p>
+          <w:p>
+            <w:pPr>
+              <w:shd w:fill="FAFAFA" w:val="clear"/>
+              <w:spacing w:after="30" w:before="30"/>
+              <w:ind w:left="431"/>
+            </w:pPr>
+            <w:r>
+              <w:rPr>
+                <w:rFonts w:ascii="Courier New" w:cs="Courier New" w:eastAsia="Courier New" w:hAnsi="Courier New"/>
+                <w:b/>
+                <w:bCs/>
+                <w:color w:val="7C3AED"/>
+                <w:sz w:val="19"/>
+                <w:szCs w:val="19"/>
+              </w:rPr>
+              <w:t xml:space="preserve">Subtopic:</w:t>
+            </w:r>
+            <w:r>
+              <w:rPr>
+                <w:rFonts w:ascii="Courier New" w:cs="Courier New" w:eastAsia="Courier New" w:hAnsi="Courier New"/>
+                <w:color w:val="6B7280"/>
+                <w:sz w:val="19"/>
+                <w:szCs w:val="19"/>
+              </w:rPr>
+              <w:t xml:space="preserve">  Prime &amp; Composite Numbers</w:t>
             </w:r>
           </w:p>
           <w:p>
